--- a/docs/deliverables/AI商城智能搜索-开发人员上手与改进手册.docx
+++ b/docs/deliverables/AI商城智能搜索-开发人员上手与改进手册.docx
@@ -52,7 +52,7 @@
         <w:pBdr>
           <w:left w:val="single" w:sz="12" w:space="4" w:color="2E74B5"/>
         </w:pBdr>
-        <w:shd w:val="clear" w:color="auto" w:fill="E8F1F8"/>
+        <w:shd w:val="clear" w:color="auto" w:fill="E8EEF5"/>
         <w:spacing w:after="60"/>
         <w:ind w:left="200"/>
         <w:rPr>
@@ -114,7 +114,7 @@
         <w:pBdr>
           <w:left w:val="single" w:sz="18" w:space="4" w:color="2E74B5"/>
         </w:pBdr>
-        <w:shd w:val="clear" w:color="auto" w:fill="E8F1F8"/>
+        <w:shd w:val="clear" w:color="auto" w:fill="F4F6F9"/>
         <w:spacing w:before="160" w:after="160"/>
         <w:ind w:left="240" w:right="240"/>
         <w:rPr>
@@ -169,7 +169,7 @@
           <w:color w:val="auto"/>
           <w:sz w:val="24"/>
         </w:rPr>
-        <w:id w:val="351844525"/>
+        <w:id w:val="-1937814737"/>
         <w:docPartObj>
           <w:docPartGallery w:val="Table of Contents"/>
           <w:docPartUnique/>
@@ -178,7 +178,7 @@
       <w:sdtEndPr>
         <w:rPr>
           <w:color w:val="243447"/>
-          <w:sz w:val="21"/>
+          <w:sz w:val="22"/>
         </w:rPr>
       </w:sdtEndPr>
       <w:sdtContent>
@@ -188,6 +188,7 @@
             <w:tabs>
               <w:tab w:val="right" w:leader="dot" w:pos="8630"/>
             </w:tabs>
+            <w:ind w:left="440"/>
             <w:rPr>
               <w:b/>
               <w:color w:val="2E74B5"/>
@@ -210,11 +211,13 @@
             <w:tabs>
               <w:tab w:val="right" w:leader="dot" w:pos="9350"/>
             </w:tabs>
+            <w:ind w:left="440"/>
             <w:rPr>
               <w:rFonts w:asciiTheme="minorHAnsi" w:eastAsiaTheme="minorEastAsia" w:hAnsiTheme="minorHAnsi"/>
               <w:noProof/>
               <w:color w:val="auto"/>
               <w:kern w:val="2"/>
+              <w:sz w:val="21"/>
               <w:szCs w:val="22"/>
             </w:rPr>
           </w:pPr>
@@ -227,7 +230,7 @@
           <w:r>
             <w:fldChar w:fldCharType="separate"/>
           </w:r>
-          <w:hyperlink w:anchor="_Toc235599936" w:history="1">
+          <w:hyperlink w:anchor="_Toc235652732" w:history="1">
             <w:r>
               <w:rPr>
                 <w:rStyle w:val="af"/>
@@ -254,7 +257,7 @@
                 <w:noProof/>
                 <w:webHidden/>
               </w:rPr>
-              <w:instrText xml:space="preserve"> PAGEREF _Toc235599936 \h </w:instrText>
+              <w:instrText xml:space="preserve"> PAGEREF _Toc235652732 \h </w:instrText>
             </w:r>
             <w:r>
               <w:rPr>
@@ -291,15 +294,17 @@
             <w:tabs>
               <w:tab w:val="right" w:leader="dot" w:pos="9350"/>
             </w:tabs>
+            <w:ind w:left="440"/>
             <w:rPr>
               <w:rFonts w:asciiTheme="minorHAnsi" w:eastAsiaTheme="minorEastAsia" w:hAnsiTheme="minorHAnsi"/>
               <w:noProof/>
               <w:color w:val="auto"/>
               <w:kern w:val="2"/>
+              <w:sz w:val="21"/>
               <w:szCs w:val="22"/>
             </w:rPr>
           </w:pPr>
-          <w:hyperlink w:anchor="_Toc235599937" w:history="1">
+          <w:hyperlink w:anchor="_Toc235652733" w:history="1">
             <w:r>
               <w:rPr>
                 <w:rStyle w:val="af"/>
@@ -326,7 +331,7 @@
                 <w:noProof/>
                 <w:webHidden/>
               </w:rPr>
-              <w:instrText xml:space="preserve"> PAGEREF _Toc235599937 \h </w:instrText>
+              <w:instrText xml:space="preserve"> PAGEREF _Toc235652733 \h </w:instrText>
             </w:r>
             <w:r>
               <w:rPr>
@@ -363,15 +368,17 @@
             <w:tabs>
               <w:tab w:val="right" w:leader="dot" w:pos="9350"/>
             </w:tabs>
+            <w:ind w:left="440"/>
             <w:rPr>
               <w:rFonts w:asciiTheme="minorHAnsi" w:eastAsiaTheme="minorEastAsia" w:hAnsiTheme="minorHAnsi"/>
               <w:noProof/>
               <w:color w:val="auto"/>
               <w:kern w:val="2"/>
+              <w:sz w:val="21"/>
               <w:szCs w:val="22"/>
             </w:rPr>
           </w:pPr>
-          <w:hyperlink w:anchor="_Toc235599938" w:history="1">
+          <w:hyperlink w:anchor="_Toc235652734" w:history="1">
             <w:r>
               <w:rPr>
                 <w:rStyle w:val="af"/>
@@ -398,7 +405,7 @@
                 <w:noProof/>
                 <w:webHidden/>
               </w:rPr>
-              <w:instrText xml:space="preserve"> PAGEREF _Toc235599938 \h </w:instrText>
+              <w:instrText xml:space="preserve"> PAGEREF _Toc235652734 \h </w:instrText>
             </w:r>
             <w:r>
               <w:rPr>
@@ -435,15 +442,17 @@
             <w:tabs>
               <w:tab w:val="right" w:leader="dot" w:pos="9350"/>
             </w:tabs>
+            <w:ind w:left="440"/>
             <w:rPr>
               <w:rFonts w:asciiTheme="minorHAnsi" w:eastAsiaTheme="minorEastAsia" w:hAnsiTheme="minorHAnsi"/>
               <w:noProof/>
               <w:color w:val="auto"/>
               <w:kern w:val="2"/>
+              <w:sz w:val="21"/>
               <w:szCs w:val="22"/>
             </w:rPr>
           </w:pPr>
-          <w:hyperlink w:anchor="_Toc235599939" w:history="1">
+          <w:hyperlink w:anchor="_Toc235652735" w:history="1">
             <w:r>
               <w:rPr>
                 <w:rStyle w:val="af"/>
@@ -470,7 +479,7 @@
                 <w:noProof/>
                 <w:webHidden/>
               </w:rPr>
-              <w:instrText xml:space="preserve"> PAGEREF _Toc235599939 \h </w:instrText>
+              <w:instrText xml:space="preserve"> PAGEREF _Toc235652735 \h </w:instrText>
             </w:r>
             <w:r>
               <w:rPr>
@@ -490,7 +499,7 @@
                 <w:noProof/>
                 <w:webHidden/>
               </w:rPr>
-              <w:t>4</w:t>
+              <w:t>5</w:t>
             </w:r>
             <w:r>
               <w:rPr>
@@ -507,15 +516,17 @@
             <w:tabs>
               <w:tab w:val="right" w:leader="dot" w:pos="9350"/>
             </w:tabs>
+            <w:ind w:left="440"/>
             <w:rPr>
               <w:rFonts w:asciiTheme="minorHAnsi" w:eastAsiaTheme="minorEastAsia" w:hAnsiTheme="minorHAnsi"/>
               <w:noProof/>
               <w:color w:val="auto"/>
               <w:kern w:val="2"/>
+              <w:sz w:val="21"/>
               <w:szCs w:val="22"/>
             </w:rPr>
           </w:pPr>
-          <w:hyperlink w:anchor="_Toc235599940" w:history="1">
+          <w:hyperlink w:anchor="_Toc235652736" w:history="1">
             <w:r>
               <w:rPr>
                 <w:rStyle w:val="af"/>
@@ -542,7 +553,7 @@
                 <w:noProof/>
                 <w:webHidden/>
               </w:rPr>
-              <w:instrText xml:space="preserve"> PAGEREF _Toc235599940 \h </w:instrText>
+              <w:instrText xml:space="preserve"> PAGEREF _Toc235652736 \h </w:instrText>
             </w:r>
             <w:r>
               <w:rPr>
@@ -579,15 +590,17 @@
             <w:tabs>
               <w:tab w:val="right" w:leader="dot" w:pos="9350"/>
             </w:tabs>
+            <w:ind w:left="440"/>
             <w:rPr>
               <w:rFonts w:asciiTheme="minorHAnsi" w:eastAsiaTheme="minorEastAsia" w:hAnsiTheme="minorHAnsi"/>
               <w:noProof/>
               <w:color w:val="auto"/>
               <w:kern w:val="2"/>
+              <w:sz w:val="21"/>
               <w:szCs w:val="22"/>
             </w:rPr>
           </w:pPr>
-          <w:hyperlink w:anchor="_Toc235599941" w:history="1">
+          <w:hyperlink w:anchor="_Toc235652737" w:history="1">
             <w:r>
               <w:rPr>
                 <w:rStyle w:val="af"/>
@@ -614,7 +627,7 @@
                 <w:noProof/>
                 <w:webHidden/>
               </w:rPr>
-              <w:instrText xml:space="preserve"> PAGEREF _Toc235599941 \h </w:instrText>
+              <w:instrText xml:space="preserve"> PAGEREF _Toc235652737 \h </w:instrText>
             </w:r>
             <w:r>
               <w:rPr>
@@ -634,7 +647,7 @@
                 <w:noProof/>
                 <w:webHidden/>
               </w:rPr>
-              <w:t>6</w:t>
+              <w:t>7</w:t>
             </w:r>
             <w:r>
               <w:rPr>
@@ -651,15 +664,17 @@
             <w:tabs>
               <w:tab w:val="right" w:leader="dot" w:pos="9350"/>
             </w:tabs>
+            <w:ind w:left="440"/>
             <w:rPr>
               <w:rFonts w:asciiTheme="minorHAnsi" w:eastAsiaTheme="minorEastAsia" w:hAnsiTheme="minorHAnsi"/>
               <w:noProof/>
               <w:color w:val="auto"/>
               <w:kern w:val="2"/>
+              <w:sz w:val="21"/>
               <w:szCs w:val="22"/>
             </w:rPr>
           </w:pPr>
-          <w:hyperlink w:anchor="_Toc235599942" w:history="1">
+          <w:hyperlink w:anchor="_Toc235652738" w:history="1">
             <w:r>
               <w:rPr>
                 <w:rStyle w:val="af"/>
@@ -686,7 +701,7 @@
                 <w:noProof/>
                 <w:webHidden/>
               </w:rPr>
-              <w:instrText xml:space="preserve"> PAGEREF _Toc235599942 \h </w:instrText>
+              <w:instrText xml:space="preserve"> PAGEREF _Toc235652738 \h </w:instrText>
             </w:r>
             <w:r>
               <w:rPr>
@@ -706,7 +721,7 @@
                 <w:noProof/>
                 <w:webHidden/>
               </w:rPr>
-              <w:t>7</w:t>
+              <w:t>8</w:t>
             </w:r>
             <w:r>
               <w:rPr>
@@ -723,15 +738,17 @@
             <w:tabs>
               <w:tab w:val="right" w:leader="dot" w:pos="9350"/>
             </w:tabs>
+            <w:ind w:left="440"/>
             <w:rPr>
               <w:rFonts w:asciiTheme="minorHAnsi" w:eastAsiaTheme="minorEastAsia" w:hAnsiTheme="minorHAnsi"/>
               <w:noProof/>
               <w:color w:val="auto"/>
               <w:kern w:val="2"/>
+              <w:sz w:val="21"/>
               <w:szCs w:val="22"/>
             </w:rPr>
           </w:pPr>
-          <w:hyperlink w:anchor="_Toc235599943" w:history="1">
+          <w:hyperlink w:anchor="_Toc235652739" w:history="1">
             <w:r>
               <w:rPr>
                 <w:rStyle w:val="af"/>
@@ -758,7 +775,7 @@
                 <w:noProof/>
                 <w:webHidden/>
               </w:rPr>
-              <w:instrText xml:space="preserve"> PAGEREF _Toc235599943 \h </w:instrText>
+              <w:instrText xml:space="preserve"> PAGEREF _Toc235652739 \h </w:instrText>
             </w:r>
             <w:r>
               <w:rPr>
@@ -778,7 +795,7 @@
                 <w:noProof/>
                 <w:webHidden/>
               </w:rPr>
-              <w:t>8</w:t>
+              <w:t>9</w:t>
             </w:r>
             <w:r>
               <w:rPr>
@@ -795,15 +812,17 @@
             <w:tabs>
               <w:tab w:val="right" w:leader="dot" w:pos="9350"/>
             </w:tabs>
+            <w:ind w:left="440"/>
             <w:rPr>
               <w:rFonts w:asciiTheme="minorHAnsi" w:eastAsiaTheme="minorEastAsia" w:hAnsiTheme="minorHAnsi"/>
               <w:noProof/>
               <w:color w:val="auto"/>
               <w:kern w:val="2"/>
+              <w:sz w:val="21"/>
               <w:szCs w:val="22"/>
             </w:rPr>
           </w:pPr>
-          <w:hyperlink w:anchor="_Toc235599944" w:history="1">
+          <w:hyperlink w:anchor="_Toc235652740" w:history="1">
             <w:r>
               <w:rPr>
                 <w:rStyle w:val="af"/>
@@ -830,7 +849,7 @@
                 <w:noProof/>
                 <w:webHidden/>
               </w:rPr>
-              <w:instrText xml:space="preserve"> PAGEREF _Toc235599944 \h </w:instrText>
+              <w:instrText xml:space="preserve"> PAGEREF _Toc235652740 \h </w:instrText>
             </w:r>
             <w:r>
               <w:rPr>
@@ -850,7 +869,7 @@
                 <w:noProof/>
                 <w:webHidden/>
               </w:rPr>
-              <w:t>8</w:t>
+              <w:t>9</w:t>
             </w:r>
             <w:r>
               <w:rPr>
@@ -867,15 +886,17 @@
             <w:tabs>
               <w:tab w:val="right" w:leader="dot" w:pos="9350"/>
             </w:tabs>
+            <w:ind w:left="440"/>
             <w:rPr>
               <w:rFonts w:asciiTheme="minorHAnsi" w:eastAsiaTheme="minorEastAsia" w:hAnsiTheme="minorHAnsi"/>
               <w:noProof/>
               <w:color w:val="auto"/>
               <w:kern w:val="2"/>
+              <w:sz w:val="21"/>
               <w:szCs w:val="22"/>
             </w:rPr>
           </w:pPr>
-          <w:hyperlink w:anchor="_Toc235599945" w:history="1">
+          <w:hyperlink w:anchor="_Toc235652741" w:history="1">
             <w:r>
               <w:rPr>
                 <w:rStyle w:val="af"/>
@@ -902,7 +923,7 @@
                 <w:noProof/>
                 <w:webHidden/>
               </w:rPr>
-              <w:instrText xml:space="preserve"> PAGEREF _Toc235599945 \h </w:instrText>
+              <w:instrText xml:space="preserve"> PAGEREF _Toc235652741 \h </w:instrText>
             </w:r>
             <w:r>
               <w:rPr>
@@ -922,7 +943,7 @@
                 <w:noProof/>
                 <w:webHidden/>
               </w:rPr>
-              <w:t>9</w:t>
+              <w:t>10</w:t>
             </w:r>
             <w:r>
               <w:rPr>
@@ -939,15 +960,17 @@
             <w:tabs>
               <w:tab w:val="right" w:leader="dot" w:pos="9350"/>
             </w:tabs>
+            <w:ind w:left="440"/>
             <w:rPr>
               <w:rFonts w:asciiTheme="minorHAnsi" w:eastAsiaTheme="minorEastAsia" w:hAnsiTheme="minorHAnsi"/>
               <w:noProof/>
               <w:color w:val="auto"/>
               <w:kern w:val="2"/>
+              <w:sz w:val="21"/>
               <w:szCs w:val="22"/>
             </w:rPr>
           </w:pPr>
-          <w:hyperlink w:anchor="_Toc235599946" w:history="1">
+          <w:hyperlink w:anchor="_Toc235652742" w:history="1">
             <w:r>
               <w:rPr>
                 <w:rStyle w:val="af"/>
@@ -974,7 +997,7 @@
                 <w:noProof/>
                 <w:webHidden/>
               </w:rPr>
-              <w:instrText xml:space="preserve"> PAGEREF _Toc235599946 \h </w:instrText>
+              <w:instrText xml:space="preserve"> PAGEREF _Toc235652742 \h </w:instrText>
             </w:r>
             <w:r>
               <w:rPr>
@@ -994,7 +1017,7 @@
                 <w:noProof/>
                 <w:webHidden/>
               </w:rPr>
-              <w:t>10</w:t>
+              <w:t>11</w:t>
             </w:r>
             <w:r>
               <w:rPr>
@@ -1011,15 +1034,17 @@
             <w:tabs>
               <w:tab w:val="right" w:leader="dot" w:pos="9350"/>
             </w:tabs>
+            <w:ind w:left="440"/>
             <w:rPr>
               <w:rFonts w:asciiTheme="minorHAnsi" w:eastAsiaTheme="minorEastAsia" w:hAnsiTheme="minorHAnsi"/>
               <w:noProof/>
               <w:color w:val="auto"/>
               <w:kern w:val="2"/>
+              <w:sz w:val="21"/>
               <w:szCs w:val="22"/>
             </w:rPr>
           </w:pPr>
-          <w:hyperlink w:anchor="_Toc235599947" w:history="1">
+          <w:hyperlink w:anchor="_Toc235652743" w:history="1">
             <w:r>
               <w:rPr>
                 <w:rStyle w:val="af"/>
@@ -1046,7 +1071,7 @@
                 <w:noProof/>
                 <w:webHidden/>
               </w:rPr>
-              <w:instrText xml:space="preserve"> PAGEREF _Toc235599947 \h </w:instrText>
+              <w:instrText xml:space="preserve"> PAGEREF _Toc235652743 \h </w:instrText>
             </w:r>
             <w:r>
               <w:rPr>
@@ -1066,7 +1091,7 @@
                 <w:noProof/>
                 <w:webHidden/>
               </w:rPr>
-              <w:t>12</w:t>
+              <w:t>13</w:t>
             </w:r>
             <w:r>
               <w:rPr>
@@ -1083,15 +1108,17 @@
             <w:tabs>
               <w:tab w:val="right" w:leader="dot" w:pos="9350"/>
             </w:tabs>
+            <w:ind w:left="440"/>
             <w:rPr>
               <w:rFonts w:asciiTheme="minorHAnsi" w:eastAsiaTheme="minorEastAsia" w:hAnsiTheme="minorHAnsi"/>
               <w:noProof/>
               <w:color w:val="auto"/>
               <w:kern w:val="2"/>
+              <w:sz w:val="21"/>
               <w:szCs w:val="22"/>
             </w:rPr>
           </w:pPr>
-          <w:hyperlink w:anchor="_Toc235599948" w:history="1">
+          <w:hyperlink w:anchor="_Toc235652744" w:history="1">
             <w:r>
               <w:rPr>
                 <w:rStyle w:val="af"/>
@@ -1118,7 +1145,7 @@
                 <w:noProof/>
                 <w:webHidden/>
               </w:rPr>
-              <w:instrText xml:space="preserve"> PAGEREF _Toc235599948 \h </w:instrText>
+              <w:instrText xml:space="preserve"> PAGEREF _Toc235652744 \h </w:instrText>
             </w:r>
             <w:r>
               <w:rPr>
@@ -1138,7 +1165,7 @@
                 <w:noProof/>
                 <w:webHidden/>
               </w:rPr>
-              <w:t>13</w:t>
+              <w:t>14</w:t>
             </w:r>
             <w:r>
               <w:rPr>
@@ -1155,15 +1182,17 @@
             <w:tabs>
               <w:tab w:val="right" w:leader="dot" w:pos="9350"/>
             </w:tabs>
+            <w:ind w:left="440"/>
             <w:rPr>
               <w:rFonts w:asciiTheme="minorHAnsi" w:eastAsiaTheme="minorEastAsia" w:hAnsiTheme="minorHAnsi"/>
               <w:noProof/>
               <w:color w:val="auto"/>
               <w:kern w:val="2"/>
+              <w:sz w:val="21"/>
               <w:szCs w:val="22"/>
             </w:rPr>
           </w:pPr>
-          <w:hyperlink w:anchor="_Toc235599949" w:history="1">
+          <w:hyperlink w:anchor="_Toc235652745" w:history="1">
             <w:r>
               <w:rPr>
                 <w:rStyle w:val="af"/>
@@ -1190,7 +1219,7 @@
                 <w:noProof/>
                 <w:webHidden/>
               </w:rPr>
-              <w:instrText xml:space="preserve"> PAGEREF _Toc235599949 \h </w:instrText>
+              <w:instrText xml:space="preserve"> PAGEREF _Toc235652745 \h </w:instrText>
             </w:r>
             <w:r>
               <w:rPr>
@@ -1210,7 +1239,7 @@
                 <w:noProof/>
                 <w:webHidden/>
               </w:rPr>
-              <w:t>14</w:t>
+              <w:t>16</w:t>
             </w:r>
             <w:r>
               <w:rPr>
@@ -1227,15 +1256,17 @@
             <w:tabs>
               <w:tab w:val="right" w:leader="dot" w:pos="9350"/>
             </w:tabs>
+            <w:ind w:left="440"/>
             <w:rPr>
               <w:rFonts w:asciiTheme="minorHAnsi" w:eastAsiaTheme="minorEastAsia" w:hAnsiTheme="minorHAnsi"/>
               <w:noProof/>
               <w:color w:val="auto"/>
               <w:kern w:val="2"/>
+              <w:sz w:val="21"/>
               <w:szCs w:val="22"/>
             </w:rPr>
           </w:pPr>
-          <w:hyperlink w:anchor="_Toc235599950" w:history="1">
+          <w:hyperlink w:anchor="_Toc235652746" w:history="1">
             <w:r>
               <w:rPr>
                 <w:rStyle w:val="af"/>
@@ -1262,7 +1293,7 @@
                 <w:noProof/>
                 <w:webHidden/>
               </w:rPr>
-              <w:instrText xml:space="preserve"> PAGEREF _Toc235599950 \h </w:instrText>
+              <w:instrText xml:space="preserve"> PAGEREF _Toc235652746 \h </w:instrText>
             </w:r>
             <w:r>
               <w:rPr>
@@ -1282,7 +1313,7 @@
                 <w:noProof/>
                 <w:webHidden/>
               </w:rPr>
-              <w:t>16</w:t>
+              <w:t>18</w:t>
             </w:r>
             <w:r>
               <w:rPr>
@@ -1299,15 +1330,17 @@
             <w:tabs>
               <w:tab w:val="right" w:leader="dot" w:pos="9350"/>
             </w:tabs>
+            <w:ind w:left="440"/>
             <w:rPr>
               <w:rFonts w:asciiTheme="minorHAnsi" w:eastAsiaTheme="minorEastAsia" w:hAnsiTheme="minorHAnsi"/>
               <w:noProof/>
               <w:color w:val="auto"/>
               <w:kern w:val="2"/>
+              <w:sz w:val="21"/>
               <w:szCs w:val="22"/>
             </w:rPr>
           </w:pPr>
-          <w:hyperlink w:anchor="_Toc235599951" w:history="1">
+          <w:hyperlink w:anchor="_Toc235652747" w:history="1">
             <w:r>
               <w:rPr>
                 <w:rStyle w:val="af"/>
@@ -1334,7 +1367,7 @@
                 <w:noProof/>
                 <w:webHidden/>
               </w:rPr>
-              <w:instrText xml:space="preserve"> PAGEREF _Toc235599951 \h </w:instrText>
+              <w:instrText xml:space="preserve"> PAGEREF _Toc235652747 \h </w:instrText>
             </w:r>
             <w:r>
               <w:rPr>
@@ -1354,7 +1387,7 @@
                 <w:noProof/>
                 <w:webHidden/>
               </w:rPr>
-              <w:t>16</w:t>
+              <w:t>18</w:t>
             </w:r>
             <w:r>
               <w:rPr>
@@ -1371,15 +1404,17 @@
             <w:tabs>
               <w:tab w:val="right" w:leader="dot" w:pos="9350"/>
             </w:tabs>
+            <w:ind w:left="440"/>
             <w:rPr>
               <w:rFonts w:asciiTheme="minorHAnsi" w:eastAsiaTheme="minorEastAsia" w:hAnsiTheme="minorHAnsi"/>
               <w:noProof/>
               <w:color w:val="auto"/>
               <w:kern w:val="2"/>
+              <w:sz w:val="21"/>
               <w:szCs w:val="22"/>
             </w:rPr>
           </w:pPr>
-          <w:hyperlink w:anchor="_Toc235599952" w:history="1">
+          <w:hyperlink w:anchor="_Toc235652748" w:history="1">
             <w:r>
               <w:rPr>
                 <w:rStyle w:val="af"/>
@@ -1406,7 +1441,7 @@
                 <w:noProof/>
                 <w:webHidden/>
               </w:rPr>
-              <w:instrText xml:space="preserve"> PAGEREF _Toc235599952 \h </w:instrText>
+              <w:instrText xml:space="preserve"> PAGEREF _Toc235652748 \h </w:instrText>
             </w:r>
             <w:r>
               <w:rPr>
@@ -1426,7 +1461,7 @@
                 <w:noProof/>
                 <w:webHidden/>
               </w:rPr>
-              <w:t>17</w:t>
+              <w:t>19</w:t>
             </w:r>
             <w:r>
               <w:rPr>
@@ -1443,15 +1478,17 @@
             <w:tabs>
               <w:tab w:val="right" w:leader="dot" w:pos="9350"/>
             </w:tabs>
+            <w:ind w:left="440"/>
             <w:rPr>
               <w:rFonts w:asciiTheme="minorHAnsi" w:eastAsiaTheme="minorEastAsia" w:hAnsiTheme="minorHAnsi"/>
               <w:noProof/>
               <w:color w:val="auto"/>
               <w:kern w:val="2"/>
+              <w:sz w:val="21"/>
               <w:szCs w:val="22"/>
             </w:rPr>
           </w:pPr>
-          <w:hyperlink w:anchor="_Toc235599953" w:history="1">
+          <w:hyperlink w:anchor="_Toc235652749" w:history="1">
             <w:r>
               <w:rPr>
                 <w:rStyle w:val="af"/>
@@ -1478,7 +1515,7 @@
                 <w:noProof/>
                 <w:webHidden/>
               </w:rPr>
-              <w:instrText xml:space="preserve"> PAGEREF _Toc235599953 \h </w:instrText>
+              <w:instrText xml:space="preserve"> PAGEREF _Toc235652749 \h </w:instrText>
             </w:r>
             <w:r>
               <w:rPr>
@@ -1498,7 +1535,7 @@
                 <w:noProof/>
                 <w:webHidden/>
               </w:rPr>
-              <w:t>18</w:t>
+              <w:t>20</w:t>
             </w:r>
             <w:r>
               <w:rPr>
@@ -1515,15 +1552,17 @@
             <w:tabs>
               <w:tab w:val="right" w:leader="dot" w:pos="9350"/>
             </w:tabs>
+            <w:ind w:left="440"/>
             <w:rPr>
               <w:rFonts w:asciiTheme="minorHAnsi" w:eastAsiaTheme="minorEastAsia" w:hAnsiTheme="minorHAnsi"/>
               <w:noProof/>
               <w:color w:val="auto"/>
               <w:kern w:val="2"/>
+              <w:sz w:val="21"/>
               <w:szCs w:val="22"/>
             </w:rPr>
           </w:pPr>
-          <w:hyperlink w:anchor="_Toc235599954" w:history="1">
+          <w:hyperlink w:anchor="_Toc235652750" w:history="1">
             <w:r>
               <w:rPr>
                 <w:rStyle w:val="af"/>
@@ -1550,7 +1589,7 @@
                 <w:noProof/>
                 <w:webHidden/>
               </w:rPr>
-              <w:instrText xml:space="preserve"> PAGEREF _Toc235599954 \h </w:instrText>
+              <w:instrText xml:space="preserve"> PAGEREF _Toc235652750 \h </w:instrText>
             </w:r>
             <w:r>
               <w:rPr>
@@ -1570,7 +1609,7 @@
                 <w:noProof/>
                 <w:webHidden/>
               </w:rPr>
-              <w:t>18</w:t>
+              <w:t>20</w:t>
             </w:r>
             <w:r>
               <w:rPr>
@@ -1587,15 +1626,17 @@
             <w:tabs>
               <w:tab w:val="right" w:leader="dot" w:pos="9350"/>
             </w:tabs>
+            <w:ind w:left="440"/>
             <w:rPr>
               <w:rFonts w:asciiTheme="minorHAnsi" w:eastAsiaTheme="minorEastAsia" w:hAnsiTheme="minorHAnsi"/>
               <w:noProof/>
               <w:color w:val="auto"/>
               <w:kern w:val="2"/>
+              <w:sz w:val="21"/>
               <w:szCs w:val="22"/>
             </w:rPr>
           </w:pPr>
-          <w:hyperlink w:anchor="_Toc235599955" w:history="1">
+          <w:hyperlink w:anchor="_Toc235652751" w:history="1">
             <w:r>
               <w:rPr>
                 <w:rStyle w:val="af"/>
@@ -1622,7 +1663,7 @@
                 <w:noProof/>
                 <w:webHidden/>
               </w:rPr>
-              <w:instrText xml:space="preserve"> PAGEREF _Toc235599955 \h </w:instrText>
+              <w:instrText xml:space="preserve"> PAGEREF _Toc235652751 \h </w:instrText>
             </w:r>
             <w:r>
               <w:rPr>
@@ -1642,7 +1683,7 @@
                 <w:noProof/>
                 <w:webHidden/>
               </w:rPr>
-              <w:t>19</w:t>
+              <w:t>22</w:t>
             </w:r>
             <w:r>
               <w:rPr>
@@ -1659,15 +1700,17 @@
             <w:tabs>
               <w:tab w:val="right" w:leader="dot" w:pos="9350"/>
             </w:tabs>
+            <w:ind w:left="440"/>
             <w:rPr>
               <w:rFonts w:asciiTheme="minorHAnsi" w:eastAsiaTheme="minorEastAsia" w:hAnsiTheme="minorHAnsi"/>
               <w:noProof/>
               <w:color w:val="auto"/>
               <w:kern w:val="2"/>
+              <w:sz w:val="21"/>
               <w:szCs w:val="22"/>
             </w:rPr>
           </w:pPr>
-          <w:hyperlink w:anchor="_Toc235599956" w:history="1">
+          <w:hyperlink w:anchor="_Toc235652752" w:history="1">
             <w:r>
               <w:rPr>
                 <w:rStyle w:val="af"/>
@@ -1694,7 +1737,7 @@
                 <w:noProof/>
                 <w:webHidden/>
               </w:rPr>
-              <w:instrText xml:space="preserve"> PAGEREF _Toc235599956 \h </w:instrText>
+              <w:instrText xml:space="preserve"> PAGEREF _Toc235652752 \h </w:instrText>
             </w:r>
             <w:r>
               <w:rPr>
@@ -1714,7 +1757,7 @@
                 <w:noProof/>
                 <w:webHidden/>
               </w:rPr>
-              <w:t>20</w:t>
+              <w:t>22</w:t>
             </w:r>
             <w:r>
               <w:rPr>
@@ -1731,15 +1774,17 @@
             <w:tabs>
               <w:tab w:val="right" w:leader="dot" w:pos="9350"/>
             </w:tabs>
+            <w:ind w:left="440"/>
             <w:rPr>
               <w:rFonts w:asciiTheme="minorHAnsi" w:eastAsiaTheme="minorEastAsia" w:hAnsiTheme="minorHAnsi"/>
               <w:noProof/>
               <w:color w:val="auto"/>
               <w:kern w:val="2"/>
+              <w:sz w:val="21"/>
               <w:szCs w:val="22"/>
             </w:rPr>
           </w:pPr>
-          <w:hyperlink w:anchor="_Toc235599957" w:history="1">
+          <w:hyperlink w:anchor="_Toc235652753" w:history="1">
             <w:r>
               <w:rPr>
                 <w:rStyle w:val="af"/>
@@ -1766,7 +1811,7 @@
                 <w:noProof/>
                 <w:webHidden/>
               </w:rPr>
-              <w:instrText xml:space="preserve"> PAGEREF _Toc235599957 \h </w:instrText>
+              <w:instrText xml:space="preserve"> PAGEREF _Toc235652753 \h </w:instrText>
             </w:r>
             <w:r>
               <w:rPr>
@@ -1786,7 +1831,7 @@
                 <w:noProof/>
                 <w:webHidden/>
               </w:rPr>
-              <w:t>20</w:t>
+              <w:t>23</w:t>
             </w:r>
             <w:r>
               <w:rPr>
@@ -1809,9 +1854,8 @@
         <w:pStyle w:val="2"/>
       </w:pPr>
       <w:bookmarkStart w:id="0" w:name="X093582c40baf1031365ebc25263369e75b29d1d"/>
-      <w:bookmarkStart w:id="1" w:name="_Toc235599936"/>
-      <w:r>
-        <w:lastRenderedPageBreak/>
+      <w:bookmarkStart w:id="1" w:name="_Toc235652732"/>
+      <w:r>
         <w:t xml:space="preserve">1. </w:t>
       </w:r>
       <w:r>
@@ -1999,7 +2043,7 @@
         <w:pStyle w:val="2"/>
       </w:pPr>
       <w:bookmarkStart w:id="2" w:name="Xbb6cc7c98ef60f79c46aa4bfb689332eac60630"/>
-      <w:bookmarkStart w:id="3" w:name="_Toc235599937"/>
+      <w:bookmarkStart w:id="3" w:name="_Toc235652733"/>
       <w:bookmarkEnd w:id="0"/>
       <w:r>
         <w:t xml:space="preserve">2. </w:t>
@@ -2015,7 +2059,8 @@
     <w:tbl>
       <w:tblPr>
         <w:tblStyle w:val="Table"/>
-        <w:tblW w:w="5000" w:type="pct"/>
+        <w:tblW w:w="9360" w:type="dxa"/>
+        <w:tblInd w:w="120" w:type="dxa"/>
         <w:tblBorders>
           <w:top w:val="single" w:sz="4" w:space="0" w:color="C7D3DF"/>
           <w:left w:val="single" w:sz="4" w:space="0" w:color="C7D3DF"/>
@@ -2024,6 +2069,7 @@
           <w:insideH w:val="single" w:sz="4" w:space="0" w:color="C7D3DF"/>
           <w:insideV w:val="single" w:sz="4" w:space="0" w:color="C7D3DF"/>
         </w:tblBorders>
+        <w:tblLayout w:type="fixed"/>
         <w:tblCellMar>
           <w:top w:w="80" w:type="dxa"/>
           <w:left w:w="120" w:type="dxa"/>
@@ -2033,9 +2079,9 @@
         <w:tblLook w:val="0020" w:firstRow="1" w:lastRow="0" w:firstColumn="0" w:lastColumn="0" w:noHBand="0" w:noVBand="0"/>
       </w:tblPr>
       <w:tblGrid>
-        <w:gridCol w:w="1398"/>
-        <w:gridCol w:w="3891"/>
-        <w:gridCol w:w="4311"/>
+        <w:gridCol w:w="2160"/>
+        <w:gridCol w:w="3600"/>
+        <w:gridCol w:w="3600"/>
       </w:tblGrid>
       <w:tr>
         <w:trPr>
@@ -2045,11 +2091,11 @@
         </w:trPr>
         <w:tc>
           <w:tcPr>
-            <w:tcW w:w="0" w:type="auto"/>
+            <w:tcW w:w="2160" w:type="dxa"/>
             <w:tcBorders>
               <w:bottom w:val="single" w:sz="4" w:space="0" w:color="C7D3DF"/>
             </w:tcBorders>
-            <w:shd w:val="clear" w:color="auto" w:fill="1F4E79"/>
+            <w:shd w:val="clear" w:color="auto" w:fill="E8EEF5"/>
             <w:vAlign w:val="center"/>
           </w:tcPr>
           <w:p>
@@ -2058,7 +2104,7 @@
               <w:spacing w:after="40" w:line="240" w:lineRule="auto"/>
               <w:rPr>
                 <w:b/>
-                <w:color w:val="FFFFFF"/>
+                <w:color w:val="1F4E79"/>
                 <w:sz w:val="18"/>
               </w:rPr>
             </w:pPr>
@@ -2066,7 +2112,7 @@
               <w:rPr>
                 <w:rFonts w:hint="eastAsia"/>
                 <w:b/>
-                <w:color w:val="FFFFFF"/>
+                <w:color w:val="1F4E79"/>
                 <w:sz w:val="18"/>
               </w:rPr>
               <w:t>项目</w:t>
@@ -2075,11 +2121,11 @@
         </w:tc>
         <w:tc>
           <w:tcPr>
-            <w:tcW w:w="0" w:type="auto"/>
+            <w:tcW w:w="3600" w:type="dxa"/>
             <w:tcBorders>
               <w:bottom w:val="single" w:sz="4" w:space="0" w:color="C7D3DF"/>
             </w:tcBorders>
-            <w:shd w:val="clear" w:color="auto" w:fill="1F4E79"/>
+            <w:shd w:val="clear" w:color="auto" w:fill="E8EEF5"/>
             <w:vAlign w:val="center"/>
           </w:tcPr>
           <w:p>
@@ -2088,7 +2134,7 @@
               <w:spacing w:after="40" w:line="240" w:lineRule="auto"/>
               <w:rPr>
                 <w:b/>
-                <w:color w:val="FFFFFF"/>
+                <w:color w:val="1F4E79"/>
                 <w:sz w:val="18"/>
               </w:rPr>
             </w:pPr>
@@ -2096,7 +2142,7 @@
               <w:rPr>
                 <w:rFonts w:hint="eastAsia"/>
                 <w:b/>
-                <w:color w:val="FFFFFF"/>
+                <w:color w:val="1F4E79"/>
                 <w:sz w:val="18"/>
               </w:rPr>
               <w:t>当前选择</w:t>
@@ -2105,11 +2151,11 @@
         </w:tc>
         <w:tc>
           <w:tcPr>
-            <w:tcW w:w="0" w:type="auto"/>
+            <w:tcW w:w="3600" w:type="dxa"/>
             <w:tcBorders>
               <w:bottom w:val="single" w:sz="4" w:space="0" w:color="C7D3DF"/>
             </w:tcBorders>
-            <w:shd w:val="clear" w:color="auto" w:fill="1F4E79"/>
+            <w:shd w:val="clear" w:color="auto" w:fill="E8EEF5"/>
             <w:vAlign w:val="center"/>
           </w:tcPr>
           <w:p>
@@ -2118,7 +2164,7 @@
               <w:spacing w:after="40" w:line="240" w:lineRule="auto"/>
               <w:rPr>
                 <w:b/>
-                <w:color w:val="FFFFFF"/>
+                <w:color w:val="1F4E79"/>
                 <w:sz w:val="18"/>
               </w:rPr>
             </w:pPr>
@@ -2126,7 +2172,7 @@
               <w:rPr>
                 <w:rFonts w:hint="eastAsia"/>
                 <w:b/>
-                <w:color w:val="FFFFFF"/>
+                <w:color w:val="1F4E79"/>
                 <w:sz w:val="18"/>
               </w:rPr>
               <w:t>边界</w:t>
@@ -2140,8 +2186,11 @@
         </w:trPr>
         <w:tc>
           <w:tcPr>
-            <w:tcW w:w="0" w:type="auto"/>
-            <w:shd w:val="clear" w:color="auto" w:fill="F6F9FC"/>
+            <w:tcW w:w="2160" w:type="dxa"/>
+            <w:tcBorders>
+              <w:bottom w:val="single" w:sz="4" w:space="0" w:color="C7D3DF"/>
+            </w:tcBorders>
+            <w:shd w:val="clear" w:color="auto" w:fill="FFFFFF"/>
             <w:vAlign w:val="center"/>
           </w:tcPr>
           <w:p>
@@ -2162,8 +2211,11 @@
         </w:tc>
         <w:tc>
           <w:tcPr>
-            <w:tcW w:w="0" w:type="auto"/>
-            <w:shd w:val="clear" w:color="auto" w:fill="F6F9FC"/>
+            <w:tcW w:w="3600" w:type="dxa"/>
+            <w:tcBorders>
+              <w:bottom w:val="single" w:sz="4" w:space="0" w:color="C7D3DF"/>
+            </w:tcBorders>
+            <w:shd w:val="clear" w:color="auto" w:fill="FFFFFF"/>
             <w:vAlign w:val="center"/>
           </w:tcPr>
           <w:p>
@@ -2191,8 +2243,11 @@
         </w:tc>
         <w:tc>
           <w:tcPr>
-            <w:tcW w:w="0" w:type="auto"/>
-            <w:shd w:val="clear" w:color="auto" w:fill="F6F9FC"/>
+            <w:tcW w:w="3600" w:type="dxa"/>
+            <w:tcBorders>
+              <w:bottom w:val="single" w:sz="4" w:space="0" w:color="C7D3DF"/>
+            </w:tcBorders>
+            <w:shd w:val="clear" w:color="auto" w:fill="FFFFFF"/>
             <w:vAlign w:val="center"/>
           </w:tcPr>
           <w:p>
@@ -2232,11 +2287,11 @@
         </w:trPr>
         <w:tc>
           <w:tcPr>
-            <w:tcW w:w="0" w:type="auto"/>
+            <w:tcW w:w="2160" w:type="dxa"/>
             <w:tcBorders>
               <w:bottom w:val="single" w:sz="4" w:space="0" w:color="C7D3DF"/>
             </w:tcBorders>
-            <w:shd w:val="clear" w:color="auto" w:fill="auto"/>
+            <w:shd w:val="clear" w:color="auto" w:fill="FFFFFF"/>
             <w:vAlign w:val="center"/>
           </w:tcPr>
           <w:p>
@@ -2257,11 +2312,11 @@
         </w:tc>
         <w:tc>
           <w:tcPr>
-            <w:tcW w:w="0" w:type="auto"/>
+            <w:tcW w:w="3600" w:type="dxa"/>
             <w:tcBorders>
               <w:bottom w:val="single" w:sz="4" w:space="0" w:color="C7D3DF"/>
             </w:tcBorders>
-            <w:shd w:val="clear" w:color="auto" w:fill="auto"/>
+            <w:shd w:val="clear" w:color="auto" w:fill="FFFFFF"/>
             <w:vAlign w:val="center"/>
           </w:tcPr>
           <w:p>
@@ -2282,11 +2337,11 @@
         </w:tc>
         <w:tc>
           <w:tcPr>
-            <w:tcW w:w="0" w:type="auto"/>
+            <w:tcW w:w="3600" w:type="dxa"/>
             <w:tcBorders>
               <w:bottom w:val="single" w:sz="4" w:space="0" w:color="C7D3DF"/>
             </w:tcBorders>
-            <w:shd w:val="clear" w:color="auto" w:fill="auto"/>
+            <w:shd w:val="clear" w:color="auto" w:fill="FFFFFF"/>
             <w:vAlign w:val="center"/>
           </w:tcPr>
           <w:p>
@@ -2319,8 +2374,11 @@
         </w:trPr>
         <w:tc>
           <w:tcPr>
-            <w:tcW w:w="0" w:type="auto"/>
-            <w:shd w:val="clear" w:color="auto" w:fill="F6F9FC"/>
+            <w:tcW w:w="2160" w:type="dxa"/>
+            <w:tcBorders>
+              <w:bottom w:val="single" w:sz="4" w:space="0" w:color="C7D3DF"/>
+            </w:tcBorders>
+            <w:shd w:val="clear" w:color="auto" w:fill="FFFFFF"/>
             <w:vAlign w:val="center"/>
           </w:tcPr>
           <w:p>
@@ -2342,8 +2400,11 @@
         </w:tc>
         <w:tc>
           <w:tcPr>
-            <w:tcW w:w="0" w:type="auto"/>
-            <w:shd w:val="clear" w:color="auto" w:fill="F6F9FC"/>
+            <w:tcW w:w="3600" w:type="dxa"/>
+            <w:tcBorders>
+              <w:bottom w:val="single" w:sz="4" w:space="0" w:color="C7D3DF"/>
+            </w:tcBorders>
+            <w:shd w:val="clear" w:color="auto" w:fill="FFFFFF"/>
             <w:vAlign w:val="center"/>
           </w:tcPr>
           <w:p>
@@ -2364,8 +2425,11 @@
         </w:tc>
         <w:tc>
           <w:tcPr>
-            <w:tcW w:w="0" w:type="auto"/>
-            <w:shd w:val="clear" w:color="auto" w:fill="F6F9FC"/>
+            <w:tcW w:w="3600" w:type="dxa"/>
+            <w:tcBorders>
+              <w:bottom w:val="single" w:sz="4" w:space="0" w:color="C7D3DF"/>
+            </w:tcBorders>
+            <w:shd w:val="clear" w:color="auto" w:fill="FFFFFF"/>
             <w:vAlign w:val="center"/>
           </w:tcPr>
           <w:p>
@@ -2398,11 +2462,11 @@
         </w:trPr>
         <w:tc>
           <w:tcPr>
-            <w:tcW w:w="0" w:type="auto"/>
+            <w:tcW w:w="2160" w:type="dxa"/>
             <w:tcBorders>
               <w:bottom w:val="single" w:sz="4" w:space="0" w:color="C7D3DF"/>
             </w:tcBorders>
-            <w:shd w:val="clear" w:color="auto" w:fill="auto"/>
+            <w:shd w:val="clear" w:color="auto" w:fill="FFFFFF"/>
             <w:vAlign w:val="center"/>
           </w:tcPr>
           <w:p>
@@ -2424,11 +2488,11 @@
         </w:tc>
         <w:tc>
           <w:tcPr>
-            <w:tcW w:w="0" w:type="auto"/>
+            <w:tcW w:w="3600" w:type="dxa"/>
             <w:tcBorders>
               <w:bottom w:val="single" w:sz="4" w:space="0" w:color="C7D3DF"/>
             </w:tcBorders>
-            <w:shd w:val="clear" w:color="auto" w:fill="auto"/>
+            <w:shd w:val="clear" w:color="auto" w:fill="FFFFFF"/>
             <w:vAlign w:val="center"/>
           </w:tcPr>
           <w:p>
@@ -2476,11 +2540,11 @@
         </w:tc>
         <w:tc>
           <w:tcPr>
-            <w:tcW w:w="0" w:type="auto"/>
+            <w:tcW w:w="3600" w:type="dxa"/>
             <w:tcBorders>
               <w:bottom w:val="single" w:sz="4" w:space="0" w:color="C7D3DF"/>
             </w:tcBorders>
-            <w:shd w:val="clear" w:color="auto" w:fill="auto"/>
+            <w:shd w:val="clear" w:color="auto" w:fill="FFFFFF"/>
             <w:vAlign w:val="center"/>
           </w:tcPr>
           <w:p>
@@ -2513,8 +2577,11 @@
         </w:trPr>
         <w:tc>
           <w:tcPr>
-            <w:tcW w:w="0" w:type="auto"/>
-            <w:shd w:val="clear" w:color="auto" w:fill="F6F9FC"/>
+            <w:tcW w:w="2160" w:type="dxa"/>
+            <w:tcBorders>
+              <w:bottom w:val="single" w:sz="4" w:space="0" w:color="C7D3DF"/>
+            </w:tcBorders>
+            <w:shd w:val="clear" w:color="auto" w:fill="FFFFFF"/>
             <w:vAlign w:val="center"/>
           </w:tcPr>
           <w:p>
@@ -2535,8 +2602,11 @@
         </w:tc>
         <w:tc>
           <w:tcPr>
-            <w:tcW w:w="0" w:type="auto"/>
-            <w:shd w:val="clear" w:color="auto" w:fill="F6F9FC"/>
+            <w:tcW w:w="3600" w:type="dxa"/>
+            <w:tcBorders>
+              <w:bottom w:val="single" w:sz="4" w:space="0" w:color="C7D3DF"/>
+            </w:tcBorders>
+            <w:shd w:val="clear" w:color="auto" w:fill="FFFFFF"/>
             <w:vAlign w:val="center"/>
           </w:tcPr>
           <w:p>
@@ -2572,8 +2642,11 @@
         </w:tc>
         <w:tc>
           <w:tcPr>
-            <w:tcW w:w="0" w:type="auto"/>
-            <w:shd w:val="clear" w:color="auto" w:fill="F6F9FC"/>
+            <w:tcW w:w="3600" w:type="dxa"/>
+            <w:tcBorders>
+              <w:bottom w:val="single" w:sz="4" w:space="0" w:color="C7D3DF"/>
+            </w:tcBorders>
+            <w:shd w:val="clear" w:color="auto" w:fill="FFFFFF"/>
             <w:vAlign w:val="center"/>
           </w:tcPr>
           <w:p>
@@ -2606,11 +2679,11 @@
         </w:trPr>
         <w:tc>
           <w:tcPr>
-            <w:tcW w:w="0" w:type="auto"/>
+            <w:tcW w:w="2160" w:type="dxa"/>
             <w:tcBorders>
               <w:bottom w:val="single" w:sz="4" w:space="0" w:color="C7D3DF"/>
             </w:tcBorders>
-            <w:shd w:val="clear" w:color="auto" w:fill="auto"/>
+            <w:shd w:val="clear" w:color="auto" w:fill="FFFFFF"/>
             <w:vAlign w:val="center"/>
           </w:tcPr>
           <w:p>
@@ -2632,11 +2705,11 @@
         </w:tc>
         <w:tc>
           <w:tcPr>
-            <w:tcW w:w="0" w:type="auto"/>
+            <w:tcW w:w="3600" w:type="dxa"/>
             <w:tcBorders>
               <w:bottom w:val="single" w:sz="4" w:space="0" w:color="C7D3DF"/>
             </w:tcBorders>
-            <w:shd w:val="clear" w:color="auto" w:fill="auto"/>
+            <w:shd w:val="clear" w:color="auto" w:fill="FFFFFF"/>
             <w:vAlign w:val="center"/>
           </w:tcPr>
           <w:p>
@@ -2670,11 +2743,11 @@
         </w:tc>
         <w:tc>
           <w:tcPr>
-            <w:tcW w:w="0" w:type="auto"/>
+            <w:tcW w:w="3600" w:type="dxa"/>
             <w:tcBorders>
               <w:bottom w:val="single" w:sz="4" w:space="0" w:color="C7D3DF"/>
             </w:tcBorders>
-            <w:shd w:val="clear" w:color="auto" w:fill="auto"/>
+            <w:shd w:val="clear" w:color="auto" w:fill="FFFFFF"/>
             <w:vAlign w:val="center"/>
           </w:tcPr>
           <w:p>
@@ -2707,8 +2780,11 @@
         </w:trPr>
         <w:tc>
           <w:tcPr>
-            <w:tcW w:w="0" w:type="auto"/>
-            <w:shd w:val="clear" w:color="auto" w:fill="F6F9FC"/>
+            <w:tcW w:w="2160" w:type="dxa"/>
+            <w:tcBorders>
+              <w:bottom w:val="single" w:sz="4" w:space="0" w:color="C7D3DF"/>
+            </w:tcBorders>
+            <w:shd w:val="clear" w:color="auto" w:fill="FFFFFF"/>
             <w:vAlign w:val="center"/>
           </w:tcPr>
           <w:p>
@@ -2724,14 +2800,18 @@
                 <w:rFonts w:hint="eastAsia"/>
                 <w:sz w:val="17"/>
               </w:rPr>
+              <w:lastRenderedPageBreak/>
               <w:t>返回粒度</w:t>
             </w:r>
           </w:p>
         </w:tc>
         <w:tc>
           <w:tcPr>
-            <w:tcW w:w="0" w:type="auto"/>
-            <w:shd w:val="clear" w:color="auto" w:fill="F6F9FC"/>
+            <w:tcW w:w="3600" w:type="dxa"/>
+            <w:tcBorders>
+              <w:bottom w:val="single" w:sz="4" w:space="0" w:color="C7D3DF"/>
+            </w:tcBorders>
+            <w:shd w:val="clear" w:color="auto" w:fill="FFFFFF"/>
             <w:vAlign w:val="center"/>
           </w:tcPr>
           <w:p>
@@ -2778,8 +2858,11 @@
         </w:tc>
         <w:tc>
           <w:tcPr>
-            <w:tcW w:w="0" w:type="auto"/>
-            <w:shd w:val="clear" w:color="auto" w:fill="F6F9FC"/>
+            <w:tcW w:w="3600" w:type="dxa"/>
+            <w:tcBorders>
+              <w:bottom w:val="single" w:sz="4" w:space="0" w:color="C7D3DF"/>
+            </w:tcBorders>
+            <w:shd w:val="clear" w:color="auto" w:fill="FFFFFF"/>
             <w:vAlign w:val="center"/>
           </w:tcPr>
           <w:p>
@@ -2806,8 +2889,8 @@
         </w:trPr>
         <w:tc>
           <w:tcPr>
-            <w:tcW w:w="0" w:type="auto"/>
-            <w:shd w:val="clear" w:color="auto" w:fill="auto"/>
+            <w:tcW w:w="2160" w:type="dxa"/>
+            <w:shd w:val="clear" w:color="auto" w:fill="FFFFFF"/>
             <w:vAlign w:val="center"/>
           </w:tcPr>
           <w:p>
@@ -2829,8 +2912,8 @@
         </w:tc>
         <w:tc>
           <w:tcPr>
-            <w:tcW w:w="0" w:type="auto"/>
-            <w:shd w:val="clear" w:color="auto" w:fill="auto"/>
+            <w:tcW w:w="3600" w:type="dxa"/>
+            <w:shd w:val="clear" w:color="auto" w:fill="FFFFFF"/>
             <w:vAlign w:val="center"/>
           </w:tcPr>
           <w:p>
@@ -2851,8 +2934,8 @@
         </w:tc>
         <w:tc>
           <w:tcPr>
-            <w:tcW w:w="0" w:type="auto"/>
-            <w:shd w:val="clear" w:color="auto" w:fill="auto"/>
+            <w:tcW w:w="3600" w:type="dxa"/>
+            <w:shd w:val="clear" w:color="auto" w:fill="FFFFFF"/>
             <w:vAlign w:val="center"/>
           </w:tcPr>
           <w:p>
@@ -3002,10 +3085,9 @@
         <w:pStyle w:val="2"/>
       </w:pPr>
       <w:bookmarkStart w:id="4" w:name="X8a982f9beee46310e45b8de15f6ef7b9985161e"/>
-      <w:bookmarkStart w:id="5" w:name="_Toc235599938"/>
+      <w:bookmarkStart w:id="5" w:name="_Toc235652734"/>
       <w:bookmarkEnd w:id="2"/>
       <w:r>
-        <w:lastRenderedPageBreak/>
         <w:t xml:space="preserve">3. </w:t>
       </w:r>
       <w:r>
@@ -3026,7 +3108,7 @@
           <w:right w:val="single" w:sz="4" w:space="4" w:color="C7D3DF"/>
         </w:pBdr>
         <w:shd w:val="clear" w:color="auto" w:fill="F5F7F9"/>
-        <w:spacing w:before="80" w:after="120"/>
+        <w:spacing w:before="80"/>
         <w:ind w:left="200" w:right="200"/>
         <w:rPr>
           <w:rFonts w:ascii="Consolas" w:hAnsi="Consolas"/>
@@ -3649,9 +3731,10 @@
         <w:pStyle w:val="2"/>
       </w:pPr>
       <w:bookmarkStart w:id="6" w:name="X1af016c56e4da55573559658af43e2cb8ac67ad"/>
-      <w:bookmarkStart w:id="7" w:name="_Toc235599939"/>
+      <w:bookmarkStart w:id="7" w:name="_Toc235652735"/>
       <w:bookmarkEnd w:id="4"/>
       <w:r>
+        <w:lastRenderedPageBreak/>
         <w:t xml:space="preserve">4. </w:t>
       </w:r>
       <w:r>
@@ -3808,7 +3891,8 @@
     <w:tbl>
       <w:tblPr>
         <w:tblStyle w:val="Table"/>
-        <w:tblW w:w="5000" w:type="pct"/>
+        <w:tblW w:w="9360" w:type="dxa"/>
+        <w:tblInd w:w="120" w:type="dxa"/>
         <w:tblBorders>
           <w:top w:val="single" w:sz="4" w:space="0" w:color="C7D3DF"/>
           <w:left w:val="single" w:sz="4" w:space="0" w:color="C7D3DF"/>
@@ -3817,6 +3901,7 @@
           <w:insideH w:val="single" w:sz="4" w:space="0" w:color="C7D3DF"/>
           <w:insideV w:val="single" w:sz="4" w:space="0" w:color="C7D3DF"/>
         </w:tblBorders>
+        <w:tblLayout w:type="fixed"/>
         <w:tblCellMar>
           <w:top w:w="80" w:type="dxa"/>
           <w:left w:w="120" w:type="dxa"/>
@@ -3826,8 +3911,8 @@
         <w:tblLook w:val="0020" w:firstRow="1" w:lastRow="0" w:firstColumn="0" w:lastColumn="0" w:noHBand="0" w:noVBand="0"/>
       </w:tblPr>
       <w:tblGrid>
-        <w:gridCol w:w="1127"/>
-        <w:gridCol w:w="8473"/>
+        <w:gridCol w:w="2700"/>
+        <w:gridCol w:w="6660"/>
       </w:tblGrid>
       <w:tr>
         <w:trPr>
@@ -3837,11 +3922,11 @@
         </w:trPr>
         <w:tc>
           <w:tcPr>
-            <w:tcW w:w="0" w:type="auto"/>
+            <w:tcW w:w="2700" w:type="dxa"/>
             <w:tcBorders>
               <w:bottom w:val="single" w:sz="4" w:space="0" w:color="C7D3DF"/>
             </w:tcBorders>
-            <w:shd w:val="clear" w:color="auto" w:fill="1F4E79"/>
+            <w:shd w:val="clear" w:color="auto" w:fill="E8EEF5"/>
             <w:vAlign w:val="center"/>
           </w:tcPr>
           <w:p>
@@ -3850,7 +3935,7 @@
               <w:spacing w:after="40" w:line="240" w:lineRule="auto"/>
               <w:rPr>
                 <w:b/>
-                <w:color w:val="FFFFFF"/>
+                <w:color w:val="1F4E79"/>
                 <w:sz w:val="18"/>
               </w:rPr>
             </w:pPr>
@@ -3858,7 +3943,7 @@
               <w:rPr>
                 <w:rFonts w:hint="eastAsia"/>
                 <w:b/>
-                <w:color w:val="FFFFFF"/>
+                <w:color w:val="1F4E79"/>
                 <w:sz w:val="18"/>
               </w:rPr>
               <w:t>岗位</w:t>
@@ -3867,11 +3952,11 @@
         </w:tc>
         <w:tc>
           <w:tcPr>
-            <w:tcW w:w="0" w:type="auto"/>
+            <w:tcW w:w="6660" w:type="dxa"/>
             <w:tcBorders>
               <w:bottom w:val="single" w:sz="4" w:space="0" w:color="C7D3DF"/>
             </w:tcBorders>
-            <w:shd w:val="clear" w:color="auto" w:fill="1F4E79"/>
+            <w:shd w:val="clear" w:color="auto" w:fill="E8EEF5"/>
             <w:vAlign w:val="center"/>
           </w:tcPr>
           <w:p>
@@ -3880,7 +3965,7 @@
               <w:spacing w:after="40" w:line="240" w:lineRule="auto"/>
               <w:rPr>
                 <w:b/>
-                <w:color w:val="FFFFFF"/>
+                <w:color w:val="1F4E79"/>
                 <w:sz w:val="18"/>
               </w:rPr>
             </w:pPr>
@@ -3888,7 +3973,7 @@
               <w:rPr>
                 <w:rFonts w:hint="eastAsia"/>
                 <w:b/>
-                <w:color w:val="FFFFFF"/>
+                <w:color w:val="1F4E79"/>
                 <w:sz w:val="18"/>
               </w:rPr>
               <w:t>阅读入口</w:t>
@@ -3902,8 +3987,11 @@
         </w:trPr>
         <w:tc>
           <w:tcPr>
-            <w:tcW w:w="0" w:type="auto"/>
-            <w:shd w:val="clear" w:color="auto" w:fill="F6F9FC"/>
+            <w:tcW w:w="2700" w:type="dxa"/>
+            <w:tcBorders>
+              <w:bottom w:val="single" w:sz="4" w:space="0" w:color="C7D3DF"/>
+            </w:tcBorders>
+            <w:shd w:val="clear" w:color="auto" w:fill="FFFFFF"/>
             <w:vAlign w:val="center"/>
           </w:tcPr>
           <w:p>
@@ -3918,7 +4006,6 @@
               <w:rPr>
                 <w:sz w:val="17"/>
               </w:rPr>
-              <w:lastRenderedPageBreak/>
               <w:t xml:space="preserve">Java </w:t>
             </w:r>
             <w:r>
@@ -3932,8 +4019,11 @@
         </w:tc>
         <w:tc>
           <w:tcPr>
-            <w:tcW w:w="0" w:type="auto"/>
-            <w:shd w:val="clear" w:color="auto" w:fill="F6F9FC"/>
+            <w:tcW w:w="6660" w:type="dxa"/>
+            <w:tcBorders>
+              <w:bottom w:val="single" w:sz="4" w:space="0" w:color="C7D3DF"/>
+            </w:tcBorders>
+            <w:shd w:val="clear" w:color="auto" w:fill="FFFFFF"/>
             <w:vAlign w:val="center"/>
           </w:tcPr>
           <w:p>
@@ -4001,11 +4091,11 @@
         </w:trPr>
         <w:tc>
           <w:tcPr>
-            <w:tcW w:w="0" w:type="auto"/>
+            <w:tcW w:w="2700" w:type="dxa"/>
             <w:tcBorders>
               <w:bottom w:val="single" w:sz="4" w:space="0" w:color="C7D3DF"/>
             </w:tcBorders>
-            <w:shd w:val="clear" w:color="auto" w:fill="auto"/>
+            <w:shd w:val="clear" w:color="auto" w:fill="FFFFFF"/>
             <w:vAlign w:val="center"/>
           </w:tcPr>
           <w:p>
@@ -4026,11 +4116,11 @@
         </w:tc>
         <w:tc>
           <w:tcPr>
-            <w:tcW w:w="0" w:type="auto"/>
+            <w:tcW w:w="6660" w:type="dxa"/>
             <w:tcBorders>
               <w:bottom w:val="single" w:sz="4" w:space="0" w:color="C7D3DF"/>
             </w:tcBorders>
-            <w:shd w:val="clear" w:color="auto" w:fill="auto"/>
+            <w:shd w:val="clear" w:color="auto" w:fill="FFFFFF"/>
             <w:vAlign w:val="center"/>
           </w:tcPr>
           <w:p>
@@ -4086,8 +4176,11 @@
         </w:trPr>
         <w:tc>
           <w:tcPr>
-            <w:tcW w:w="0" w:type="auto"/>
-            <w:shd w:val="clear" w:color="auto" w:fill="F6F9FC"/>
+            <w:tcW w:w="2700" w:type="dxa"/>
+            <w:tcBorders>
+              <w:bottom w:val="single" w:sz="4" w:space="0" w:color="C7D3DF"/>
+            </w:tcBorders>
+            <w:shd w:val="clear" w:color="auto" w:fill="FFFFFF"/>
             <w:vAlign w:val="center"/>
           </w:tcPr>
           <w:p>
@@ -4116,8 +4209,11 @@
         </w:tc>
         <w:tc>
           <w:tcPr>
-            <w:tcW w:w="0" w:type="auto"/>
-            <w:shd w:val="clear" w:color="auto" w:fill="F6F9FC"/>
+            <w:tcW w:w="6660" w:type="dxa"/>
+            <w:tcBorders>
+              <w:bottom w:val="single" w:sz="4" w:space="0" w:color="C7D3DF"/>
+            </w:tcBorders>
+            <w:shd w:val="clear" w:color="auto" w:fill="FFFFFF"/>
             <w:vAlign w:val="center"/>
           </w:tcPr>
           <w:p>
@@ -4173,11 +4269,11 @@
         </w:trPr>
         <w:tc>
           <w:tcPr>
-            <w:tcW w:w="0" w:type="auto"/>
+            <w:tcW w:w="2700" w:type="dxa"/>
             <w:tcBorders>
               <w:bottom w:val="single" w:sz="4" w:space="0" w:color="C7D3DF"/>
             </w:tcBorders>
-            <w:shd w:val="clear" w:color="auto" w:fill="auto"/>
+            <w:shd w:val="clear" w:color="auto" w:fill="FFFFFF"/>
             <w:vAlign w:val="center"/>
           </w:tcPr>
           <w:p>
@@ -4199,11 +4295,11 @@
         </w:tc>
         <w:tc>
           <w:tcPr>
-            <w:tcW w:w="0" w:type="auto"/>
+            <w:tcW w:w="6660" w:type="dxa"/>
             <w:tcBorders>
               <w:bottom w:val="single" w:sz="4" w:space="0" w:color="C7D3DF"/>
             </w:tcBorders>
-            <w:shd w:val="clear" w:color="auto" w:fill="auto"/>
+            <w:shd w:val="clear" w:color="auto" w:fill="FFFFFF"/>
             <w:vAlign w:val="center"/>
           </w:tcPr>
           <w:p>
@@ -4272,8 +4368,11 @@
         </w:trPr>
         <w:tc>
           <w:tcPr>
-            <w:tcW w:w="0" w:type="auto"/>
-            <w:shd w:val="clear" w:color="auto" w:fill="F6F9FC"/>
+            <w:tcW w:w="2700" w:type="dxa"/>
+            <w:tcBorders>
+              <w:bottom w:val="single" w:sz="4" w:space="0" w:color="C7D3DF"/>
+            </w:tcBorders>
+            <w:shd w:val="clear" w:color="auto" w:fill="FFFFFF"/>
             <w:vAlign w:val="center"/>
           </w:tcPr>
           <w:p>
@@ -4295,8 +4394,11 @@
         </w:tc>
         <w:tc>
           <w:tcPr>
-            <w:tcW w:w="0" w:type="auto"/>
-            <w:shd w:val="clear" w:color="auto" w:fill="F6F9FC"/>
+            <w:tcW w:w="6660" w:type="dxa"/>
+            <w:tcBorders>
+              <w:bottom w:val="single" w:sz="4" w:space="0" w:color="C7D3DF"/>
+            </w:tcBorders>
+            <w:shd w:val="clear" w:color="auto" w:fill="FFFFFF"/>
             <w:vAlign w:val="center"/>
           </w:tcPr>
           <w:p>
@@ -4350,8 +4452,8 @@
         </w:trPr>
         <w:tc>
           <w:tcPr>
-            <w:tcW w:w="0" w:type="auto"/>
-            <w:shd w:val="clear" w:color="auto" w:fill="auto"/>
+            <w:tcW w:w="2700" w:type="dxa"/>
+            <w:shd w:val="clear" w:color="auto" w:fill="FFFFFF"/>
             <w:vAlign w:val="center"/>
           </w:tcPr>
           <w:p>
@@ -4373,8 +4475,8 @@
         </w:tc>
         <w:tc>
           <w:tcPr>
-            <w:tcW w:w="0" w:type="auto"/>
-            <w:shd w:val="clear" w:color="auto" w:fill="auto"/>
+            <w:tcW w:w="6660" w:type="dxa"/>
+            <w:shd w:val="clear" w:color="auto" w:fill="FFFFFF"/>
             <w:vAlign w:val="center"/>
           </w:tcPr>
           <w:p>
@@ -4471,7 +4573,7 @@
         <w:pStyle w:val="2"/>
       </w:pPr>
       <w:bookmarkStart w:id="10" w:name="X0823dbb0c7868d165312a3ec0fb22ba31c8aed1"/>
-      <w:bookmarkStart w:id="11" w:name="_Toc235599940"/>
+      <w:bookmarkStart w:id="11" w:name="_Toc235652736"/>
       <w:bookmarkEnd w:id="9"/>
       <w:bookmarkEnd w:id="6"/>
       <w:r>
@@ -4628,6 +4730,7 @@
         <w:ind w:left="540" w:hanging="270"/>
       </w:pPr>
       <w:r>
+        <w:lastRenderedPageBreak/>
         <w:t xml:space="preserve">Redis </w:t>
       </w:r>
       <w:r>
@@ -4684,7 +4787,7 @@
           <w:right w:val="single" w:sz="4" w:space="4" w:color="C7D3DF"/>
         </w:pBdr>
         <w:shd w:val="clear" w:color="auto" w:fill="F5F7F9"/>
-        <w:spacing w:before="80" w:after="120"/>
+        <w:spacing w:before="80"/>
         <w:ind w:left="200" w:right="200"/>
         <w:rPr>
           <w:rFonts w:ascii="Consolas" w:hAnsi="Consolas"/>
@@ -4899,7 +5002,7 @@
           <w:right w:val="single" w:sz="4" w:space="4" w:color="C7D3DF"/>
         </w:pBdr>
         <w:shd w:val="clear" w:color="auto" w:fill="F5F7F9"/>
-        <w:spacing w:before="80" w:after="120"/>
+        <w:spacing w:before="80"/>
         <w:ind w:left="200" w:right="200"/>
         <w:rPr>
           <w:rFonts w:ascii="Consolas" w:hAnsi="Consolas"/>
@@ -5061,7 +5164,6 @@
         <w:rPr>
           <w:rFonts w:hint="eastAsia"/>
         </w:rPr>
-        <w:lastRenderedPageBreak/>
         <w:t>在</w:t>
       </w:r>
       <w:r>
@@ -5111,7 +5213,7 @@
           <w:right w:val="single" w:sz="4" w:space="4" w:color="C7D3DF"/>
         </w:pBdr>
         <w:shd w:val="clear" w:color="auto" w:fill="F5F7F9"/>
-        <w:spacing w:before="80" w:after="120"/>
+        <w:spacing w:before="80"/>
         <w:ind w:left="200" w:right="200"/>
         <w:rPr>
           <w:rFonts w:ascii="Consolas" w:hAnsi="Consolas"/>
@@ -5264,7 +5366,7 @@
           <w:right w:val="single" w:sz="4" w:space="4" w:color="C7D3DF"/>
         </w:pBdr>
         <w:shd w:val="clear" w:color="auto" w:fill="F5F7F9"/>
-        <w:spacing w:before="80" w:after="120"/>
+        <w:spacing w:before="80"/>
         <w:ind w:left="200" w:right="200"/>
         <w:rPr>
           <w:rFonts w:ascii="Consolas" w:hAnsi="Consolas"/>
@@ -5496,6 +5598,7 @@
         <w:rPr>
           <w:rFonts w:hint="eastAsia"/>
         </w:rPr>
+        <w:lastRenderedPageBreak/>
         <w:t>SKU</w:t>
       </w:r>
       <w:r>
@@ -5792,7 +5895,7 @@
         <w:pStyle w:val="2"/>
       </w:pPr>
       <w:bookmarkStart w:id="15" w:name="X3801f3c0f63d1810fce227517edf060b3275789"/>
-      <w:bookmarkStart w:id="16" w:name="_Toc235599941"/>
+      <w:bookmarkStart w:id="16" w:name="_Toc235652737"/>
       <w:bookmarkEnd w:id="14"/>
       <w:bookmarkEnd w:id="10"/>
       <w:r>
@@ -5831,7 +5934,7 @@
           <w:right w:val="single" w:sz="4" w:space="4" w:color="C7D3DF"/>
         </w:pBdr>
         <w:shd w:val="clear" w:color="auto" w:fill="F5F7F9"/>
-        <w:spacing w:before="80" w:after="120"/>
+        <w:spacing w:before="80"/>
         <w:ind w:left="200" w:right="200"/>
         <w:rPr>
           <w:rFonts w:ascii="Consolas" w:hAnsi="Consolas"/>
@@ -5878,7 +5981,6 @@
         <w:rPr>
           <w:rFonts w:hint="eastAsia"/>
         </w:rPr>
-        <w:lastRenderedPageBreak/>
         <w:t>当前词典基线支持规范名、别名、完全、前缀、中间和后缀匹配。前端有</w:t>
       </w:r>
       <w:r>
@@ -5926,7 +6028,7 @@
           <w:right w:val="single" w:sz="4" w:space="4" w:color="C7D3DF"/>
         </w:pBdr>
         <w:shd w:val="clear" w:color="auto" w:fill="F5F7F9"/>
-        <w:spacing w:before="80" w:after="120"/>
+        <w:spacing w:before="80"/>
         <w:ind w:left="200" w:right="200"/>
         <w:rPr>
           <w:rFonts w:ascii="Consolas" w:hAnsi="Consolas"/>
@@ -6394,6 +6496,7 @@
           <w:rStyle w:val="VerbatimChar"/>
           <w:rFonts w:ascii="微软雅黑" w:hAnsi="微软雅黑"/>
         </w:rPr>
+        <w:lastRenderedPageBreak/>
         <w:t>intent</w:t>
       </w:r>
       <w:r>
@@ -6528,7 +6631,7 @@
           <w:right w:val="single" w:sz="4" w:space="4" w:color="C7D3DF"/>
         </w:pBdr>
         <w:shd w:val="clear" w:color="auto" w:fill="F5F7F9"/>
-        <w:spacing w:before="80" w:after="120"/>
+        <w:spacing w:before="80"/>
         <w:ind w:left="200" w:right="200"/>
         <w:rPr>
           <w:rFonts w:ascii="Consolas" w:hAnsi="Consolas"/>
@@ -6607,7 +6710,7 @@
           <w:right w:val="single" w:sz="4" w:space="4" w:color="C7D3DF"/>
         </w:pBdr>
         <w:shd w:val="clear" w:color="auto" w:fill="F5F7F9"/>
-        <w:spacing w:before="80" w:after="120"/>
+        <w:spacing w:before="80"/>
         <w:ind w:left="200" w:right="200"/>
         <w:rPr>
           <w:rFonts w:ascii="Consolas" w:hAnsi="Consolas"/>
@@ -6683,7 +6786,7 @@
         <w:pStyle w:val="2"/>
       </w:pPr>
       <w:bookmarkStart w:id="21" w:name="X7d32ad001df25069568ad8066f062a4becfdb43"/>
-      <w:bookmarkStart w:id="22" w:name="_Toc235599942"/>
+      <w:bookmarkStart w:id="22" w:name="_Toc235652738"/>
       <w:bookmarkEnd w:id="20"/>
       <w:bookmarkEnd w:id="15"/>
       <w:r>
@@ -6707,7 +6810,7 @@
           <w:right w:val="single" w:sz="4" w:space="4" w:color="C7D3DF"/>
         </w:pBdr>
         <w:shd w:val="clear" w:color="auto" w:fill="F5F7F9"/>
-        <w:spacing w:before="80" w:after="120"/>
+        <w:spacing w:before="80"/>
         <w:ind w:left="200" w:right="200"/>
         <w:rPr>
           <w:rFonts w:ascii="Consolas" w:hAnsi="Consolas"/>
@@ -6857,266 +6960,266 @@
           <w:rStyle w:val="VerbatimChar"/>
           <w:sz w:val="17"/>
         </w:rPr>
+        <w:t xml:space="preserve">            └─ </w:t>
+      </w:r>
+      <w:r>
+        <w:rPr>
+          <w:rStyle w:val="VerbatimChar"/>
+          <w:rFonts w:hint="eastAsia"/>
+          <w:sz w:val="17"/>
+        </w:rPr>
+        <w:t>NerModelClient</w:t>
+      </w:r>
+      <w:r>
+        <w:rPr>
+          <w:rStyle w:val="VerbatimChar"/>
+          <w:rFonts w:hint="eastAsia"/>
+          <w:sz w:val="17"/>
+        </w:rPr>
+        <w:t>（</w:t>
+      </w:r>
+      <w:r>
+        <w:rPr>
+          <w:rStyle w:val="VerbatimChar"/>
+          <w:rFonts w:hint="eastAsia"/>
+          <w:sz w:val="17"/>
+        </w:rPr>
+        <w:t>stub/fixture/</w:t>
+      </w:r>
+      <w:r>
+        <w:rPr>
+          <w:rStyle w:val="VerbatimChar"/>
+          <w:rFonts w:hint="eastAsia"/>
+          <w:sz w:val="17"/>
+        </w:rPr>
+        <w:t>未来</w:t>
+      </w:r>
+      <w:r>
+        <w:rPr>
+          <w:rStyle w:val="VerbatimChar"/>
+          <w:sz w:val="17"/>
+        </w:rPr>
+        <w:t xml:space="preserve"> </w:t>
+      </w:r>
+      <w:r>
+        <w:rPr>
+          <w:rStyle w:val="VerbatimChar"/>
+          <w:rFonts w:hint="eastAsia"/>
+          <w:sz w:val="17"/>
+        </w:rPr>
+        <w:t>ONNX</w:t>
+      </w:r>
+      <w:r>
+        <w:rPr>
+          <w:rStyle w:val="VerbatimChar"/>
+          <w:rFonts w:hint="eastAsia"/>
+          <w:sz w:val="17"/>
+        </w:rPr>
+        <w:t>）</w:t>
+      </w:r>
+      <w:r>
+        <w:rPr>
+          <w:rFonts w:ascii="Consolas" w:hAnsi="Consolas"/>
+          <w:sz w:val="17"/>
+        </w:rPr>
+        <w:br/>
+      </w:r>
+      <w:r>
+        <w:rPr>
+          <w:rStyle w:val="VerbatimChar"/>
+          <w:sz w:val="17"/>
+        </w:rPr>
+        <w:t xml:space="preserve">       4. ProductSearchService </w:t>
+      </w:r>
+      <w:r>
+        <w:rPr>
+          <w:rStyle w:val="VerbatimChar"/>
+          <w:rFonts w:hint="eastAsia"/>
+          <w:sz w:val="17"/>
+        </w:rPr>
+        <w:t>判断精确</w:t>
+      </w:r>
+      <w:r>
+        <w:rPr>
+          <w:rStyle w:val="VerbatimChar"/>
+          <w:sz w:val="17"/>
+        </w:rPr>
+        <w:t xml:space="preserve"> ID </w:t>
+      </w:r>
+      <w:r>
+        <w:rPr>
+          <w:rStyle w:val="VerbatimChar"/>
+          <w:rFonts w:hint="eastAsia"/>
+          <w:sz w:val="17"/>
+        </w:rPr>
+        <w:t>或普通需求</w:t>
+      </w:r>
+      <w:r>
+        <w:rPr>
+          <w:rFonts w:ascii="Consolas" w:hAnsi="Consolas"/>
+          <w:sz w:val="17"/>
+        </w:rPr>
+        <w:br/>
+      </w:r>
+      <w:r>
+        <w:rPr>
+          <w:rStyle w:val="VerbatimChar"/>
+          <w:sz w:val="17"/>
+        </w:rPr>
+        <w:t xml:space="preserve">       5. RecallOrchestrator</w:t>
+      </w:r>
+      <w:r>
+        <w:rPr>
+          <w:rFonts w:ascii="Consolas" w:hAnsi="Consolas"/>
+          <w:sz w:val="17"/>
+        </w:rPr>
+        <w:br/>
+      </w:r>
+      <w:r>
+        <w:rPr>
+          <w:rStyle w:val="VerbatimChar"/>
+          <w:sz w:val="17"/>
+        </w:rPr>
+        <w:t xml:space="preserve">            ├─ RestElasticsearchRecallChannel</w:t>
+      </w:r>
+      <w:r>
+        <w:rPr>
+          <w:rFonts w:ascii="Consolas" w:hAnsi="Consolas"/>
+          <w:sz w:val="17"/>
+        </w:rPr>
+        <w:br/>
+      </w:r>
+      <w:r>
+        <w:rPr>
+          <w:rStyle w:val="VerbatimChar"/>
+          <w:sz w:val="17"/>
+        </w:rPr>
+        <w:t xml:space="preserve">            └─ MySQL fallback / repository</w:t>
+      </w:r>
+      <w:r>
+        <w:rPr>
+          <w:rFonts w:ascii="Consolas" w:hAnsi="Consolas"/>
+          <w:sz w:val="17"/>
+        </w:rPr>
+        <w:br/>
+      </w:r>
+      <w:r>
+        <w:rPr>
+          <w:rStyle w:val="VerbatimChar"/>
+          <w:sz w:val="17"/>
+        </w:rPr>
+        <w:t xml:space="preserve">       6. ProductRuleEngine </w:t>
+      </w:r>
+      <w:r>
+        <w:rPr>
+          <w:rStyle w:val="VerbatimChar"/>
+          <w:rFonts w:hint="eastAsia"/>
+          <w:sz w:val="17"/>
+        </w:rPr>
+        <w:t>硬过滤、软打分、</w:t>
+      </w:r>
+      <w:r>
+        <w:rPr>
+          <w:rStyle w:val="VerbatimChar"/>
+          <w:rFonts w:hint="eastAsia"/>
+          <w:sz w:val="17"/>
+        </w:rPr>
+        <w:t>Top</w:t>
+      </w:r>
+      <w:r>
+        <w:rPr>
+          <w:rStyle w:val="VerbatimChar"/>
+          <w:sz w:val="17"/>
+        </w:rPr>
+        <w:t xml:space="preserve"> N</w:t>
+      </w:r>
+      <w:r>
+        <w:rPr>
+          <w:rFonts w:ascii="Consolas" w:hAnsi="Consolas"/>
+          <w:sz w:val="17"/>
+        </w:rPr>
+        <w:br/>
+      </w:r>
+      <w:r>
+        <w:rPr>
+          <w:rStyle w:val="VerbatimChar"/>
+          <w:sz w:val="17"/>
+        </w:rPr>
+        <w:t xml:space="preserve">       7. ResponseAssembler </w:t>
+      </w:r>
+      <w:r>
+        <w:rPr>
+          <w:rStyle w:val="VerbatimChar"/>
+          <w:rFonts w:hint="eastAsia"/>
+          <w:sz w:val="17"/>
+        </w:rPr>
+        <w:t>输出商品卡和非生成式说明</w:t>
+      </w:r>
+      <w:r>
+        <w:rPr>
+          <w:rFonts w:ascii="Consolas" w:hAnsi="Consolas"/>
+          <w:sz w:val="17"/>
+        </w:rPr>
+        <w:br/>
+      </w:r>
+      <w:r>
+        <w:rPr>
+          <w:rStyle w:val="VerbatimChar"/>
+          <w:sz w:val="17"/>
+        </w:rPr>
+        <w:t xml:space="preserve">       8. </w:t>
+      </w:r>
+      <w:r>
+        <w:rPr>
+          <w:rStyle w:val="VerbatimChar"/>
+          <w:rFonts w:hint="eastAsia"/>
+          <w:sz w:val="17"/>
+        </w:rPr>
+        <w:t>写缓存并返回</w:t>
+      </w:r>
+      <w:r>
+        <w:rPr>
+          <w:rStyle w:val="VerbatimChar"/>
+          <w:sz w:val="17"/>
+        </w:rPr>
+        <w:t xml:space="preserve"> SearchTrace</w:t>
+      </w:r>
+    </w:p>
+    <w:p>
+      <w:pPr>
+        <w:pStyle w:val="FirstParagraph"/>
+      </w:pPr>
+      <w:r>
+        <w:rPr>
+          <w:rFonts w:hint="eastAsia"/>
+        </w:rPr>
+        <w:t>改代码前先判断修改属于“理解</w:t>
+      </w:r>
+      <w:r>
+        <w:t xml:space="preserve"> </w:t>
+      </w:r>
+      <w:r>
+        <w:rPr>
+          <w:rFonts w:hint="eastAsia"/>
+        </w:rPr>
+        <w:t>Query</w:t>
+      </w:r>
+      <w:r>
+        <w:rPr>
+          <w:rFonts w:hint="eastAsia"/>
+        </w:rPr>
+        <w:t>”“候选召回”“商品事实”“硬规则”“排序”“缓存”还是“展示协议”。同一个判断不要同时放在两个阶段。</w:t>
+      </w:r>
+    </w:p>
+    <w:p>
+      <w:pPr>
+        <w:pStyle w:val="2"/>
+      </w:pPr>
+      <w:bookmarkStart w:id="23" w:name="X7ca08b47a41053d835cd328cde84016775bb042"/>
+      <w:bookmarkStart w:id="24" w:name="_Toc235652739"/>
+      <w:bookmarkEnd w:id="21"/>
+      <w:r>
         <w:lastRenderedPageBreak/>
-        <w:t xml:space="preserve">            └─ </w:t>
-      </w:r>
-      <w:r>
-        <w:rPr>
-          <w:rStyle w:val="VerbatimChar"/>
-          <w:rFonts w:hint="eastAsia"/>
-          <w:sz w:val="17"/>
-        </w:rPr>
-        <w:t>NerModelClient</w:t>
-      </w:r>
-      <w:r>
-        <w:rPr>
-          <w:rStyle w:val="VerbatimChar"/>
-          <w:rFonts w:hint="eastAsia"/>
-          <w:sz w:val="17"/>
-        </w:rPr>
-        <w:t>（</w:t>
-      </w:r>
-      <w:r>
-        <w:rPr>
-          <w:rStyle w:val="VerbatimChar"/>
-          <w:rFonts w:hint="eastAsia"/>
-          <w:sz w:val="17"/>
-        </w:rPr>
-        <w:t>stub/fixture/</w:t>
-      </w:r>
-      <w:r>
-        <w:rPr>
-          <w:rStyle w:val="VerbatimChar"/>
-          <w:rFonts w:hint="eastAsia"/>
-          <w:sz w:val="17"/>
-        </w:rPr>
-        <w:t>未来</w:t>
-      </w:r>
-      <w:r>
-        <w:rPr>
-          <w:rStyle w:val="VerbatimChar"/>
-          <w:sz w:val="17"/>
-        </w:rPr>
-        <w:t xml:space="preserve"> </w:t>
-      </w:r>
-      <w:r>
-        <w:rPr>
-          <w:rStyle w:val="VerbatimChar"/>
-          <w:rFonts w:hint="eastAsia"/>
-          <w:sz w:val="17"/>
-        </w:rPr>
-        <w:t>ONNX</w:t>
-      </w:r>
-      <w:r>
-        <w:rPr>
-          <w:rStyle w:val="VerbatimChar"/>
-          <w:rFonts w:hint="eastAsia"/>
-          <w:sz w:val="17"/>
-        </w:rPr>
-        <w:t>）</w:t>
-      </w:r>
-      <w:r>
-        <w:rPr>
-          <w:rFonts w:ascii="Consolas" w:hAnsi="Consolas"/>
-          <w:sz w:val="17"/>
-        </w:rPr>
-        <w:br/>
-      </w:r>
-      <w:r>
-        <w:rPr>
-          <w:rStyle w:val="VerbatimChar"/>
-          <w:sz w:val="17"/>
-        </w:rPr>
-        <w:t xml:space="preserve">       4. ProductSearchService </w:t>
-      </w:r>
-      <w:r>
-        <w:rPr>
-          <w:rStyle w:val="VerbatimChar"/>
-          <w:rFonts w:hint="eastAsia"/>
-          <w:sz w:val="17"/>
-        </w:rPr>
-        <w:t>判断精确</w:t>
-      </w:r>
-      <w:r>
-        <w:rPr>
-          <w:rStyle w:val="VerbatimChar"/>
-          <w:sz w:val="17"/>
-        </w:rPr>
-        <w:t xml:space="preserve"> ID </w:t>
-      </w:r>
-      <w:r>
-        <w:rPr>
-          <w:rStyle w:val="VerbatimChar"/>
-          <w:rFonts w:hint="eastAsia"/>
-          <w:sz w:val="17"/>
-        </w:rPr>
-        <w:t>或普通需求</w:t>
-      </w:r>
-      <w:r>
-        <w:rPr>
-          <w:rFonts w:ascii="Consolas" w:hAnsi="Consolas"/>
-          <w:sz w:val="17"/>
-        </w:rPr>
-        <w:br/>
-      </w:r>
-      <w:r>
-        <w:rPr>
-          <w:rStyle w:val="VerbatimChar"/>
-          <w:sz w:val="17"/>
-        </w:rPr>
-        <w:t xml:space="preserve">       5. RecallOrchestrator</w:t>
-      </w:r>
-      <w:r>
-        <w:rPr>
-          <w:rFonts w:ascii="Consolas" w:hAnsi="Consolas"/>
-          <w:sz w:val="17"/>
-        </w:rPr>
-        <w:br/>
-      </w:r>
-      <w:r>
-        <w:rPr>
-          <w:rStyle w:val="VerbatimChar"/>
-          <w:sz w:val="17"/>
-        </w:rPr>
-        <w:t xml:space="preserve">            ├─ RestElasticsearchRecallChannel</w:t>
-      </w:r>
-      <w:r>
-        <w:rPr>
-          <w:rFonts w:ascii="Consolas" w:hAnsi="Consolas"/>
-          <w:sz w:val="17"/>
-        </w:rPr>
-        <w:br/>
-      </w:r>
-      <w:r>
-        <w:rPr>
-          <w:rStyle w:val="VerbatimChar"/>
-          <w:sz w:val="17"/>
-        </w:rPr>
-        <w:t xml:space="preserve">            └─ MySQL fallback / repository</w:t>
-      </w:r>
-      <w:r>
-        <w:rPr>
-          <w:rFonts w:ascii="Consolas" w:hAnsi="Consolas"/>
-          <w:sz w:val="17"/>
-        </w:rPr>
-        <w:br/>
-      </w:r>
-      <w:r>
-        <w:rPr>
-          <w:rStyle w:val="VerbatimChar"/>
-          <w:sz w:val="17"/>
-        </w:rPr>
-        <w:t xml:space="preserve">       6. ProductRuleEngine </w:t>
-      </w:r>
-      <w:r>
-        <w:rPr>
-          <w:rStyle w:val="VerbatimChar"/>
-          <w:rFonts w:hint="eastAsia"/>
-          <w:sz w:val="17"/>
-        </w:rPr>
-        <w:t>硬过滤、软打分、</w:t>
-      </w:r>
-      <w:r>
-        <w:rPr>
-          <w:rStyle w:val="VerbatimChar"/>
-          <w:rFonts w:hint="eastAsia"/>
-          <w:sz w:val="17"/>
-        </w:rPr>
-        <w:t>Top</w:t>
-      </w:r>
-      <w:r>
-        <w:rPr>
-          <w:rStyle w:val="VerbatimChar"/>
-          <w:sz w:val="17"/>
-        </w:rPr>
-        <w:t xml:space="preserve"> N</w:t>
-      </w:r>
-      <w:r>
-        <w:rPr>
-          <w:rFonts w:ascii="Consolas" w:hAnsi="Consolas"/>
-          <w:sz w:val="17"/>
-        </w:rPr>
-        <w:br/>
-      </w:r>
-      <w:r>
-        <w:rPr>
-          <w:rStyle w:val="VerbatimChar"/>
-          <w:sz w:val="17"/>
-        </w:rPr>
-        <w:t xml:space="preserve">       7. ResponseAssembler </w:t>
-      </w:r>
-      <w:r>
-        <w:rPr>
-          <w:rStyle w:val="VerbatimChar"/>
-          <w:rFonts w:hint="eastAsia"/>
-          <w:sz w:val="17"/>
-        </w:rPr>
-        <w:t>输出商品卡和非生成式说明</w:t>
-      </w:r>
-      <w:r>
-        <w:rPr>
-          <w:rFonts w:ascii="Consolas" w:hAnsi="Consolas"/>
-          <w:sz w:val="17"/>
-        </w:rPr>
-        <w:br/>
-      </w:r>
-      <w:r>
-        <w:rPr>
-          <w:rStyle w:val="VerbatimChar"/>
-          <w:sz w:val="17"/>
-        </w:rPr>
-        <w:t xml:space="preserve">       8. </w:t>
-      </w:r>
-      <w:r>
-        <w:rPr>
-          <w:rStyle w:val="VerbatimChar"/>
-          <w:rFonts w:hint="eastAsia"/>
-          <w:sz w:val="17"/>
-        </w:rPr>
-        <w:t>写缓存并返回</w:t>
-      </w:r>
-      <w:r>
-        <w:rPr>
-          <w:rStyle w:val="VerbatimChar"/>
-          <w:sz w:val="17"/>
-        </w:rPr>
-        <w:t xml:space="preserve"> SearchTrace</w:t>
-      </w:r>
-    </w:p>
-    <w:p>
-      <w:pPr>
-        <w:pStyle w:val="FirstParagraph"/>
-      </w:pPr>
-      <w:r>
-        <w:rPr>
-          <w:rFonts w:hint="eastAsia"/>
-        </w:rPr>
-        <w:t>改代码前先判断修改属于“理解</w:t>
-      </w:r>
-      <w:r>
-        <w:t xml:space="preserve"> </w:t>
-      </w:r>
-      <w:r>
-        <w:rPr>
-          <w:rFonts w:hint="eastAsia"/>
-        </w:rPr>
-        <w:t>Query</w:t>
-      </w:r>
-      <w:r>
-        <w:rPr>
-          <w:rFonts w:hint="eastAsia"/>
-        </w:rPr>
-        <w:t>”“候选召回”“商品事实”“硬规则”“排序”“缓存”还是“展示协议”。同一个判断不要同时放在两个阶段。</w:t>
-      </w:r>
-    </w:p>
-    <w:p>
-      <w:pPr>
-        <w:pStyle w:val="2"/>
-      </w:pPr>
-      <w:bookmarkStart w:id="23" w:name="X7ca08b47a41053d835cd328cde84016775bb042"/>
-      <w:bookmarkStart w:id="24" w:name="_Toc235599943"/>
-      <w:bookmarkEnd w:id="21"/>
-      <w:r>
         <w:t xml:space="preserve">8. </w:t>
       </w:r>
       <w:r>
@@ -7137,7 +7240,7 @@
           <w:right w:val="single" w:sz="4" w:space="4" w:color="C7D3DF"/>
         </w:pBdr>
         <w:shd w:val="clear" w:color="auto" w:fill="F5F7F9"/>
-        <w:spacing w:before="80" w:after="120"/>
+        <w:spacing w:before="80"/>
         <w:ind w:left="200" w:right="200"/>
         <w:rPr>
           <w:rFonts w:ascii="Consolas" w:hAnsi="Consolas"/>
@@ -7440,7 +7543,7 @@
         <w:pStyle w:val="2"/>
       </w:pPr>
       <w:bookmarkStart w:id="25" w:name="Xda8bb22a5df659c455547a0f8d533635a75879a"/>
-      <w:bookmarkStart w:id="26" w:name="_Toc235599944"/>
+      <w:bookmarkStart w:id="26" w:name="_Toc235652740"/>
       <w:bookmarkEnd w:id="23"/>
       <w:r>
         <w:t xml:space="preserve">9. </w:t>
@@ -7496,7 +7599,8 @@
     <w:tbl>
       <w:tblPr>
         <w:tblStyle w:val="Table"/>
-        <w:tblW w:w="5000" w:type="pct"/>
+        <w:tblW w:w="9360" w:type="dxa"/>
+        <w:tblInd w:w="120" w:type="dxa"/>
         <w:tblBorders>
           <w:top w:val="single" w:sz="4" w:space="0" w:color="C7D3DF"/>
           <w:left w:val="single" w:sz="4" w:space="0" w:color="C7D3DF"/>
@@ -7505,6 +7609,7 @@
           <w:insideH w:val="single" w:sz="4" w:space="0" w:color="C7D3DF"/>
           <w:insideV w:val="single" w:sz="4" w:space="0" w:color="C7D3DF"/>
         </w:tblBorders>
+        <w:tblLayout w:type="fixed"/>
         <w:tblCellMar>
           <w:top w:w="80" w:type="dxa"/>
           <w:left w:w="120" w:type="dxa"/>
@@ -7514,9 +7619,9 @@
         <w:tblLook w:val="0020" w:firstRow="1" w:lastRow="0" w:firstColumn="0" w:lastColumn="0" w:noHBand="0" w:noVBand="0"/>
       </w:tblPr>
       <w:tblGrid>
-        <w:gridCol w:w="2229"/>
-        <w:gridCol w:w="4200"/>
-        <w:gridCol w:w="3171"/>
+        <w:gridCol w:w="2160"/>
+        <w:gridCol w:w="3600"/>
+        <w:gridCol w:w="3600"/>
       </w:tblGrid>
       <w:tr>
         <w:trPr>
@@ -7526,11 +7631,11 @@
         </w:trPr>
         <w:tc>
           <w:tcPr>
-            <w:tcW w:w="0" w:type="auto"/>
+            <w:tcW w:w="2160" w:type="dxa"/>
             <w:tcBorders>
               <w:bottom w:val="single" w:sz="4" w:space="0" w:color="C7D3DF"/>
             </w:tcBorders>
-            <w:shd w:val="clear" w:color="auto" w:fill="1F4E79"/>
+            <w:shd w:val="clear" w:color="auto" w:fill="E8EEF5"/>
             <w:vAlign w:val="center"/>
           </w:tcPr>
           <w:p>
@@ -7539,7 +7644,7 @@
               <w:spacing w:after="40" w:line="240" w:lineRule="auto"/>
               <w:rPr>
                 <w:b/>
-                <w:color w:val="FFFFFF"/>
+                <w:color w:val="1F4E79"/>
                 <w:sz w:val="18"/>
               </w:rPr>
             </w:pPr>
@@ -7547,7 +7652,7 @@
               <w:rPr>
                 <w:rFonts w:hint="eastAsia"/>
                 <w:b/>
-                <w:color w:val="FFFFFF"/>
+                <w:color w:val="1F4E79"/>
                 <w:sz w:val="18"/>
               </w:rPr>
               <w:t>配置组</w:t>
@@ -7556,11 +7661,11 @@
         </w:tc>
         <w:tc>
           <w:tcPr>
-            <w:tcW w:w="0" w:type="auto"/>
+            <w:tcW w:w="3600" w:type="dxa"/>
             <w:tcBorders>
               <w:bottom w:val="single" w:sz="4" w:space="0" w:color="C7D3DF"/>
             </w:tcBorders>
-            <w:shd w:val="clear" w:color="auto" w:fill="1F4E79"/>
+            <w:shd w:val="clear" w:color="auto" w:fill="E8EEF5"/>
             <w:vAlign w:val="center"/>
           </w:tcPr>
           <w:p>
@@ -7569,7 +7674,7 @@
               <w:spacing w:after="40" w:line="240" w:lineRule="auto"/>
               <w:rPr>
                 <w:b/>
-                <w:color w:val="FFFFFF"/>
+                <w:color w:val="1F4E79"/>
                 <w:sz w:val="18"/>
               </w:rPr>
             </w:pPr>
@@ -7577,7 +7682,7 @@
               <w:rPr>
                 <w:rFonts w:hint="eastAsia"/>
                 <w:b/>
-                <w:color w:val="FFFFFF"/>
+                <w:color w:val="1F4E79"/>
                 <w:sz w:val="18"/>
               </w:rPr>
               <w:t>用途</w:t>
@@ -7586,11 +7691,11 @@
         </w:tc>
         <w:tc>
           <w:tcPr>
-            <w:tcW w:w="0" w:type="auto"/>
+            <w:tcW w:w="3600" w:type="dxa"/>
             <w:tcBorders>
               <w:bottom w:val="single" w:sz="4" w:space="0" w:color="C7D3DF"/>
             </w:tcBorders>
-            <w:shd w:val="clear" w:color="auto" w:fill="1F4E79"/>
+            <w:shd w:val="clear" w:color="auto" w:fill="E8EEF5"/>
             <w:vAlign w:val="center"/>
           </w:tcPr>
           <w:p>
@@ -7599,7 +7704,7 @@
               <w:spacing w:after="40" w:line="240" w:lineRule="auto"/>
               <w:rPr>
                 <w:b/>
-                <w:color w:val="FFFFFF"/>
+                <w:color w:val="1F4E79"/>
                 <w:sz w:val="18"/>
               </w:rPr>
             </w:pPr>
@@ -7607,7 +7712,7 @@
               <w:rPr>
                 <w:rFonts w:hint="eastAsia"/>
                 <w:b/>
-                <w:color w:val="FFFFFF"/>
+                <w:color w:val="1F4E79"/>
                 <w:sz w:val="18"/>
               </w:rPr>
               <w:t>修改要求</w:t>
@@ -7621,8 +7726,11 @@
         </w:trPr>
         <w:tc>
           <w:tcPr>
-            <w:tcW w:w="0" w:type="auto"/>
-            <w:shd w:val="clear" w:color="000000" w:fill="F6F9FC"/>
+            <w:tcW w:w="2160" w:type="dxa"/>
+            <w:tcBorders>
+              <w:bottom w:val="single" w:sz="4" w:space="0" w:color="C7D3DF"/>
+            </w:tcBorders>
+            <w:shd w:val="clear" w:color="000000" w:fill="FFFFFF"/>
             <w:vAlign w:val="center"/>
           </w:tcPr>
           <w:p>
@@ -7646,8 +7754,11 @@
         </w:tc>
         <w:tc>
           <w:tcPr>
-            <w:tcW w:w="0" w:type="auto"/>
-            <w:shd w:val="clear" w:color="000000" w:fill="F6F9FC"/>
+            <w:tcW w:w="3600" w:type="dxa"/>
+            <w:tcBorders>
+              <w:bottom w:val="single" w:sz="4" w:space="0" w:color="C7D3DF"/>
+            </w:tcBorders>
+            <w:shd w:val="clear" w:color="000000" w:fill="FFFFFF"/>
             <w:vAlign w:val="center"/>
           </w:tcPr>
           <w:p>
@@ -7689,8 +7800,11 @@
         </w:tc>
         <w:tc>
           <w:tcPr>
-            <w:tcW w:w="0" w:type="auto"/>
-            <w:shd w:val="clear" w:color="000000" w:fill="F6F9FC"/>
+            <w:tcW w:w="3600" w:type="dxa"/>
+            <w:tcBorders>
+              <w:bottom w:val="single" w:sz="4" w:space="0" w:color="C7D3DF"/>
+            </w:tcBorders>
+            <w:shd w:val="clear" w:color="000000" w:fill="FFFFFF"/>
             <w:vAlign w:val="center"/>
           </w:tcPr>
           <w:p>
@@ -7744,11 +7858,11 @@
         </w:trPr>
         <w:tc>
           <w:tcPr>
-            <w:tcW w:w="0" w:type="auto"/>
+            <w:tcW w:w="2160" w:type="dxa"/>
             <w:tcBorders>
               <w:bottom w:val="single" w:sz="4" w:space="0" w:color="C7D3DF"/>
             </w:tcBorders>
-            <w:shd w:val="clear" w:color="auto" w:fill="F5F7F9"/>
+            <w:shd w:val="clear" w:color="000000" w:fill="FFFFFF"/>
             <w:vAlign w:val="center"/>
           </w:tcPr>
           <w:p>
@@ -7772,10 +7886,11 @@
         </w:tc>
         <w:tc>
           <w:tcPr>
-            <w:tcW w:w="0" w:type="auto"/>
+            <w:tcW w:w="3600" w:type="dxa"/>
             <w:tcBorders>
               <w:bottom w:val="single" w:sz="4" w:space="0" w:color="C7D3DF"/>
             </w:tcBorders>
+            <w:shd w:val="clear" w:color="000000" w:fill="FFFFFF"/>
             <w:vAlign w:val="center"/>
           </w:tcPr>
           <w:p>
@@ -7810,10 +7925,11 @@
         </w:tc>
         <w:tc>
           <w:tcPr>
-            <w:tcW w:w="0" w:type="auto"/>
+            <w:tcW w:w="3600" w:type="dxa"/>
             <w:tcBorders>
               <w:bottom w:val="single" w:sz="4" w:space="0" w:color="C7D3DF"/>
             </w:tcBorders>
+            <w:shd w:val="clear" w:color="000000" w:fill="FFFFFF"/>
             <w:vAlign w:val="center"/>
           </w:tcPr>
           <w:p>
@@ -7840,8 +7956,11 @@
         </w:trPr>
         <w:tc>
           <w:tcPr>
-            <w:tcW w:w="0" w:type="auto"/>
-            <w:shd w:val="clear" w:color="000000" w:fill="F6F9FC"/>
+            <w:tcW w:w="2160" w:type="dxa"/>
+            <w:tcBorders>
+              <w:bottom w:val="single" w:sz="4" w:space="0" w:color="C7D3DF"/>
+            </w:tcBorders>
+            <w:shd w:val="clear" w:color="000000" w:fill="FFFFFF"/>
             <w:vAlign w:val="center"/>
           </w:tcPr>
           <w:p>
@@ -7859,15 +7978,17 @@
                 <w:rStyle w:val="VerbatimChar"/>
                 <w:sz w:val="17"/>
               </w:rPr>
-              <w:lastRenderedPageBreak/>
               <w:t>aimall.cache</w:t>
             </w:r>
           </w:p>
         </w:tc>
         <w:tc>
           <w:tcPr>
-            <w:tcW w:w="0" w:type="auto"/>
-            <w:shd w:val="clear" w:color="000000" w:fill="F6F9FC"/>
+            <w:tcW w:w="3600" w:type="dxa"/>
+            <w:tcBorders>
+              <w:bottom w:val="single" w:sz="4" w:space="0" w:color="C7D3DF"/>
+            </w:tcBorders>
+            <w:shd w:val="clear" w:color="000000" w:fill="FFFFFF"/>
             <w:vAlign w:val="center"/>
           </w:tcPr>
           <w:p>
@@ -7937,8 +8058,11 @@
         </w:tc>
         <w:tc>
           <w:tcPr>
-            <w:tcW w:w="0" w:type="auto"/>
-            <w:shd w:val="clear" w:color="000000" w:fill="F6F9FC"/>
+            <w:tcW w:w="3600" w:type="dxa"/>
+            <w:tcBorders>
+              <w:bottom w:val="single" w:sz="4" w:space="0" w:color="C7D3DF"/>
+            </w:tcBorders>
+            <w:shd w:val="clear" w:color="000000" w:fill="FFFFFF"/>
             <w:vAlign w:val="center"/>
           </w:tcPr>
           <w:p>
@@ -7977,11 +8101,11 @@
         </w:trPr>
         <w:tc>
           <w:tcPr>
-            <w:tcW w:w="0" w:type="auto"/>
+            <w:tcW w:w="2160" w:type="dxa"/>
             <w:tcBorders>
               <w:bottom w:val="single" w:sz="4" w:space="0" w:color="C7D3DF"/>
             </w:tcBorders>
-            <w:shd w:val="clear" w:color="auto" w:fill="F5F7F9"/>
+            <w:shd w:val="clear" w:color="000000" w:fill="FFFFFF"/>
             <w:vAlign w:val="center"/>
           </w:tcPr>
           <w:p>
@@ -8005,10 +8129,11 @@
         </w:tc>
         <w:tc>
           <w:tcPr>
-            <w:tcW w:w="0" w:type="auto"/>
+            <w:tcW w:w="3600" w:type="dxa"/>
             <w:tcBorders>
               <w:bottom w:val="single" w:sz="4" w:space="0" w:color="C7D3DF"/>
             </w:tcBorders>
+            <w:shd w:val="clear" w:color="000000" w:fill="FFFFFF"/>
             <w:vAlign w:val="center"/>
           </w:tcPr>
           <w:p>
@@ -8037,10 +8162,11 @@
         </w:tc>
         <w:tc>
           <w:tcPr>
-            <w:tcW w:w="0" w:type="auto"/>
+            <w:tcW w:w="3600" w:type="dxa"/>
             <w:tcBorders>
               <w:bottom w:val="single" w:sz="4" w:space="0" w:color="C7D3DF"/>
             </w:tcBorders>
+            <w:shd w:val="clear" w:color="000000" w:fill="FFFFFF"/>
             <w:vAlign w:val="center"/>
           </w:tcPr>
           <w:p>
@@ -8093,8 +8219,11 @@
         </w:trPr>
         <w:tc>
           <w:tcPr>
-            <w:tcW w:w="0" w:type="auto"/>
-            <w:shd w:val="clear" w:color="000000" w:fill="F6F9FC"/>
+            <w:tcW w:w="2160" w:type="dxa"/>
+            <w:tcBorders>
+              <w:bottom w:val="single" w:sz="4" w:space="0" w:color="C7D3DF"/>
+            </w:tcBorders>
+            <w:shd w:val="clear" w:color="000000" w:fill="FFFFFF"/>
             <w:vAlign w:val="center"/>
           </w:tcPr>
           <w:p>
@@ -8118,8 +8247,11 @@
         </w:tc>
         <w:tc>
           <w:tcPr>
-            <w:tcW w:w="0" w:type="auto"/>
-            <w:shd w:val="clear" w:color="000000" w:fill="F6F9FC"/>
+            <w:tcW w:w="3600" w:type="dxa"/>
+            <w:tcBorders>
+              <w:bottom w:val="single" w:sz="4" w:space="0" w:color="C7D3DF"/>
+            </w:tcBorders>
+            <w:shd w:val="clear" w:color="000000" w:fill="FFFFFF"/>
             <w:vAlign w:val="center"/>
           </w:tcPr>
           <w:p>
@@ -8141,8 +8273,11 @@
         </w:tc>
         <w:tc>
           <w:tcPr>
-            <w:tcW w:w="0" w:type="auto"/>
-            <w:shd w:val="clear" w:color="000000" w:fill="F6F9FC"/>
+            <w:tcW w:w="3600" w:type="dxa"/>
+            <w:tcBorders>
+              <w:bottom w:val="single" w:sz="4" w:space="0" w:color="C7D3DF"/>
+            </w:tcBorders>
+            <w:shd w:val="clear" w:color="000000" w:fill="FFFFFF"/>
             <w:vAlign w:val="center"/>
           </w:tcPr>
           <w:p>
@@ -8169,8 +8304,8 @@
         </w:trPr>
         <w:tc>
           <w:tcPr>
-            <w:tcW w:w="0" w:type="auto"/>
-            <w:shd w:val="clear" w:color="auto" w:fill="F5F7F9"/>
+            <w:tcW w:w="2160" w:type="dxa"/>
+            <w:shd w:val="clear" w:color="000000" w:fill="FFFFFF"/>
             <w:vAlign w:val="center"/>
           </w:tcPr>
           <w:p>
@@ -8188,13 +8323,15 @@
                 <w:rStyle w:val="VerbatimChar"/>
                 <w:sz w:val="17"/>
               </w:rPr>
+              <w:lastRenderedPageBreak/>
               <w:t>aimall.versions</w:t>
             </w:r>
           </w:p>
         </w:tc>
         <w:tc>
           <w:tcPr>
-            <w:tcW w:w="0" w:type="auto"/>
+            <w:tcW w:w="3600" w:type="dxa"/>
+            <w:shd w:val="clear" w:color="000000" w:fill="FFFFFF"/>
             <w:vAlign w:val="center"/>
           </w:tcPr>
           <w:p>
@@ -8222,7 +8359,8 @@
         </w:tc>
         <w:tc>
           <w:tcPr>
-            <w:tcW w:w="0" w:type="auto"/>
+            <w:tcW w:w="3600" w:type="dxa"/>
+            <w:shd w:val="clear" w:color="000000" w:fill="FFFFFF"/>
             <w:vAlign w:val="center"/>
           </w:tcPr>
           <w:p>
@@ -8260,7 +8398,7 @@
         <w:pStyle w:val="2"/>
       </w:pPr>
       <w:bookmarkStart w:id="27" w:name="Xb3b821ad4453f7490c12359663c0b5374511e00"/>
-      <w:bookmarkStart w:id="28" w:name="_Toc235599945"/>
+      <w:bookmarkStart w:id="28" w:name="_Toc235652741"/>
       <w:bookmarkEnd w:id="25"/>
       <w:r>
         <w:t xml:space="preserve">10. </w:t>
@@ -8705,7 +8843,6 @@
         <w:rPr>
           <w:rFonts w:hint="eastAsia"/>
         </w:rPr>
-        <w:lastRenderedPageBreak/>
         <w:t>验收证据</w:t>
       </w:r>
     </w:p>
@@ -8750,6 +8887,7 @@
         <w:rPr>
           <w:rFonts w:hint="eastAsia"/>
         </w:rPr>
+        <w:lastRenderedPageBreak/>
         <w:t>同一请求在</w:t>
       </w:r>
       <w:r>
@@ -8849,7 +8987,7 @@
         <w:pStyle w:val="2"/>
       </w:pPr>
       <w:bookmarkStart w:id="33" w:name="X45f6639218a3efb864918ff48295149bb3d2fb2"/>
-      <w:bookmarkStart w:id="34" w:name="_Toc235599946"/>
+      <w:bookmarkStart w:id="34" w:name="_Toc235652742"/>
       <w:bookmarkEnd w:id="32"/>
       <w:bookmarkEnd w:id="27"/>
       <w:r>
@@ -8951,7 +9089,7 @@
           <w:right w:val="single" w:sz="4" w:space="4" w:color="C7D3DF"/>
         </w:pBdr>
         <w:shd w:val="clear" w:color="auto" w:fill="F5F7F9"/>
-        <w:spacing w:before="80" w:after="120"/>
+        <w:spacing w:before="80"/>
         <w:ind w:left="200" w:right="200"/>
         <w:rPr>
           <w:rFonts w:ascii="Consolas" w:hAnsi="Consolas"/>
@@ -9765,7 +9903,7 @@
           <w:right w:val="single" w:sz="4" w:space="4" w:color="C7D3DF"/>
         </w:pBdr>
         <w:shd w:val="clear" w:color="auto" w:fill="F5F7F9"/>
-        <w:spacing w:before="80" w:after="120"/>
+        <w:spacing w:before="80"/>
         <w:ind w:left="200" w:right="200"/>
         <w:rPr>
           <w:rFonts w:ascii="Consolas" w:hAnsi="Consolas"/>
@@ -10650,17 +10788,20 @@
         <w:ind w:left="540" w:hanging="270"/>
       </w:pPr>
       <w:r>
-        <w:rPr>
-          <w:rFonts w:hint="eastAsia"/>
-        </w:rPr>
-        <w:t>在线端口：</w:t>
+        <w:t xml:space="preserve">Label Studio </w:t>
+      </w:r>
+      <w:r>
+        <w:rPr>
+          <w:rFonts w:hint="eastAsia"/>
+        </w:rPr>
+        <w:t>多人标注：</w:t>
       </w:r>
       <w:r>
         <w:rPr>
           <w:rStyle w:val="VerbatimChar"/>
           <w:rFonts w:ascii="微软雅黑" w:hAnsi="微软雅黑"/>
         </w:rPr>
-        <w:t>NerModelClient</w:t>
+        <w:t>ml/annotation/LABEL_STUDIO_WORKFLOW.md</w:t>
       </w:r>
       <w:r>
         <w:rPr>
@@ -10680,17 +10821,20 @@
         <w:ind w:left="540" w:hanging="270"/>
       </w:pPr>
       <w:r>
-        <w:rPr>
-          <w:rFonts w:hint="eastAsia"/>
-        </w:rPr>
-        <w:t>规则基线：</w:t>
+        <w:t xml:space="preserve">Doccano </w:t>
+      </w:r>
+      <w:r>
+        <w:rPr>
+          <w:rFonts w:hint="eastAsia"/>
+        </w:rPr>
+        <w:t>历史导出兼容：</w:t>
       </w:r>
       <w:r>
         <w:rPr>
           <w:rStyle w:val="VerbatimChar"/>
           <w:rFonts w:ascii="微软雅黑" w:hAnsi="微软雅黑"/>
         </w:rPr>
-        <w:t>RuleBasedNerService</w:t>
+        <w:t>ml/annotation/DOCCANO_WORKFLOW.md</w:t>
       </w:r>
       <w:r>
         <w:rPr>
@@ -10713,14 +10857,14 @@
         <w:rPr>
           <w:rFonts w:hint="eastAsia"/>
         </w:rPr>
-        <w:t>策略切换：</w:t>
+        <w:t>在线端口：</w:t>
       </w:r>
       <w:r>
         <w:rPr>
           <w:rStyle w:val="VerbatimChar"/>
           <w:rFonts w:ascii="微软雅黑" w:hAnsi="微软雅黑"/>
         </w:rPr>
-        <w:t>HybridIntentRecognizer</w:t>
+        <w:t>NerModelClient</w:t>
       </w:r>
       <w:r>
         <w:rPr>
@@ -10743,6 +10887,66 @@
         <w:rPr>
           <w:rFonts w:hint="eastAsia"/>
         </w:rPr>
+        <w:t>规则基线：</w:t>
+      </w:r>
+      <w:r>
+        <w:rPr>
+          <w:rStyle w:val="VerbatimChar"/>
+          <w:rFonts w:ascii="微软雅黑" w:hAnsi="微软雅黑"/>
+        </w:rPr>
+        <w:t>RuleBasedNerService</w:t>
+      </w:r>
+      <w:r>
+        <w:rPr>
+          <w:rFonts w:hint="eastAsia"/>
+        </w:rPr>
+        <w:t>；</w:t>
+      </w:r>
+    </w:p>
+    <w:p>
+      <w:pPr>
+        <w:pStyle w:val="Compact"/>
+        <w:numPr>
+          <w:ilvl w:val="0"/>
+          <w:numId w:val="15"/>
+        </w:numPr>
+        <w:spacing w:after="80"/>
+        <w:ind w:left="540" w:hanging="270"/>
+      </w:pPr>
+      <w:r>
+        <w:rPr>
+          <w:rFonts w:hint="eastAsia"/>
+        </w:rPr>
+        <w:t>策略切换：</w:t>
+      </w:r>
+      <w:r>
+        <w:rPr>
+          <w:rStyle w:val="VerbatimChar"/>
+          <w:rFonts w:ascii="微软雅黑" w:hAnsi="微软雅黑"/>
+        </w:rPr>
+        <w:t>HybridIntentRecognizer</w:t>
+      </w:r>
+      <w:r>
+        <w:rPr>
+          <w:rFonts w:hint="eastAsia"/>
+        </w:rPr>
+        <w:t>；</w:t>
+      </w:r>
+    </w:p>
+    <w:p>
+      <w:pPr>
+        <w:pStyle w:val="Compact"/>
+        <w:numPr>
+          <w:ilvl w:val="0"/>
+          <w:numId w:val="15"/>
+        </w:numPr>
+        <w:spacing w:after="80"/>
+        <w:ind w:left="540" w:hanging="270"/>
+      </w:pPr>
+      <w:r>
+        <w:rPr>
+          <w:rFonts w:hint="eastAsia"/>
+        </w:rPr>
         <w:t>词典：</w:t>
       </w:r>
       <w:r>
@@ -10766,6 +10970,7 @@
         <w:rPr>
           <w:rFonts w:hint="eastAsia"/>
         </w:rPr>
+        <w:lastRenderedPageBreak/>
         <w:t>验收证据</w:t>
       </w:r>
     </w:p>
@@ -10818,7 +11023,13 @@
         <w:rPr>
           <w:rFonts w:hint="eastAsia"/>
         </w:rPr>
-        <w:t>和各标签</w:t>
+        <w:t>和</w:t>
+      </w:r>
+      <w:r>
+        <w:rPr>
+          <w:rFonts w:hint="eastAsia"/>
+        </w:rPr>
+        <w:t>各标签</w:t>
       </w:r>
       <w:r>
         <w:t xml:space="preserve"> </w:t>
@@ -10976,11 +11187,10 @@
         <w:pStyle w:val="2"/>
       </w:pPr>
       <w:bookmarkStart w:id="42" w:name="Xa2fe59c2de234e220067bd8ab6714e8d7118905"/>
-      <w:bookmarkStart w:id="43" w:name="_Toc235599947"/>
+      <w:bookmarkStart w:id="43" w:name="_Toc235652743"/>
       <w:bookmarkEnd w:id="41"/>
       <w:bookmarkEnd w:id="33"/>
       <w:r>
-        <w:lastRenderedPageBreak/>
         <w:t xml:space="preserve">12. </w:t>
       </w:r>
       <w:r>
@@ -11014,13 +11224,7 @@
         <w:rPr>
           <w:rFonts w:hint="eastAsia"/>
         </w:rPr>
-        <w:t>、召回与同步</w:t>
-      </w:r>
-      <w:r>
-        <w:rPr>
-          <w:rFonts w:hint="eastAsia"/>
-        </w:rPr>
-        <w:t>任务说明</w:t>
+        <w:t>、召回与同步任务说明</w:t>
       </w:r>
       <w:bookmarkEnd w:id="43"/>
     </w:p>
@@ -11298,7 +11502,10 @@
         <w:t>和</w:t>
       </w:r>
       <w:r>
-        <w:t xml:space="preserve"> repository </w:t>
+        <w:t xml:space="preserve"> reposi</w:t>
+      </w:r>
+      <w:r>
+        <w:t xml:space="preserve">tory </w:t>
       </w:r>
       <w:r>
         <w:rPr>
@@ -11513,6 +11720,7 @@
         <w:rPr>
           <w:rFonts w:hint="eastAsia"/>
         </w:rPr>
+        <w:lastRenderedPageBreak/>
         <w:t>分词器和字段</w:t>
       </w:r>
       <w:r>
@@ -11652,7 +11860,10 @@
         <w:ind w:left="540" w:hanging="270"/>
       </w:pPr>
       <w:r>
-        <w:t xml:space="preserve">binlog/CDC </w:t>
+        <w:t>b</w:t>
+      </w:r>
+      <w:r>
+        <w:t xml:space="preserve">inlog/CDC </w:t>
       </w:r>
       <w:r>
         <w:rPr>
@@ -11789,7 +12000,6 @@
         <w:rPr>
           <w:rFonts w:hint="eastAsia"/>
         </w:rPr>
-        <w:lastRenderedPageBreak/>
         <w:t>验收证据</w:t>
       </w:r>
     </w:p>
@@ -11842,13 +12052,7 @@
         <w:rPr>
           <w:rFonts w:hint="eastAsia"/>
         </w:rPr>
-        <w:t>、品</w:t>
-      </w:r>
-      <w:r>
-        <w:rPr>
-          <w:rFonts w:hint="eastAsia"/>
-        </w:rPr>
-        <w:t>牌</w:t>
+        <w:t>、品牌</w:t>
       </w:r>
       <w:r>
         <w:rPr>
@@ -11961,7 +12165,7 @@
         <w:pStyle w:val="2"/>
       </w:pPr>
       <w:bookmarkStart w:id="49" w:name="Xc765efa46099faeb22f7351e25f27c9103000cd"/>
-      <w:bookmarkStart w:id="50" w:name="_Toc235599948"/>
+      <w:bookmarkStart w:id="50" w:name="_Toc235652744"/>
       <w:bookmarkEnd w:id="48"/>
       <w:bookmarkEnd w:id="42"/>
       <w:r>
@@ -12107,7 +12311,8 @@
     <w:tbl>
       <w:tblPr>
         <w:tblStyle w:val="Table"/>
-        <w:tblW w:w="5000" w:type="pct"/>
+        <w:tblW w:w="9360" w:type="dxa"/>
+        <w:tblInd w:w="120" w:type="dxa"/>
         <w:tblBorders>
           <w:top w:val="single" w:sz="4" w:space="0" w:color="C7D3DF"/>
           <w:left w:val="single" w:sz="4" w:space="0" w:color="C7D3DF"/>
@@ -12116,6 +12321,7 @@
           <w:insideH w:val="single" w:sz="4" w:space="0" w:color="C7D3DF"/>
           <w:insideV w:val="single" w:sz="4" w:space="0" w:color="C7D3DF"/>
         </w:tblBorders>
+        <w:tblLayout w:type="fixed"/>
         <w:tblCellMar>
           <w:top w:w="80" w:type="dxa"/>
           <w:left w:w="120" w:type="dxa"/>
@@ -12125,10 +12331,10 @@
         <w:tblLook w:val="0020" w:firstRow="1" w:lastRow="0" w:firstColumn="0" w:lastColumn="0" w:noHBand="0" w:noVBand="0"/>
       </w:tblPr>
       <w:tblGrid>
-        <w:gridCol w:w="2829"/>
-        <w:gridCol w:w="3489"/>
-        <w:gridCol w:w="775"/>
-        <w:gridCol w:w="2507"/>
+        <w:gridCol w:w="1080"/>
+        <w:gridCol w:w="2160"/>
+        <w:gridCol w:w="3760"/>
+        <w:gridCol w:w="2360"/>
       </w:tblGrid>
       <w:tr>
         <w:trPr>
@@ -12138,11 +12344,11 @@
         </w:trPr>
         <w:tc>
           <w:tcPr>
-            <w:tcW w:w="0" w:type="auto"/>
+            <w:tcW w:w="1080" w:type="dxa"/>
             <w:tcBorders>
               <w:bottom w:val="single" w:sz="4" w:space="0" w:color="C7D3DF"/>
             </w:tcBorders>
-            <w:shd w:val="clear" w:color="auto" w:fill="1F4E79"/>
+            <w:shd w:val="clear" w:color="auto" w:fill="E8EEF5"/>
             <w:vAlign w:val="center"/>
           </w:tcPr>
           <w:p>
@@ -12151,14 +12357,14 @@
               <w:spacing w:after="40" w:line="240" w:lineRule="auto"/>
               <w:rPr>
                 <w:b/>
-                <w:color w:val="FFFFFF"/>
+                <w:color w:val="1F4E79"/>
                 <w:sz w:val="18"/>
               </w:rPr>
             </w:pPr>
             <w:r>
               <w:rPr>
                 <w:b/>
-                <w:color w:val="FFFFFF"/>
+                <w:color w:val="1F4E79"/>
                 <w:sz w:val="18"/>
               </w:rPr>
               <w:t>Query</w:t>
@@ -12167,11 +12373,11 @@
         </w:tc>
         <w:tc>
           <w:tcPr>
-            <w:tcW w:w="0" w:type="auto"/>
+            <w:tcW w:w="2160" w:type="dxa"/>
             <w:tcBorders>
               <w:bottom w:val="single" w:sz="4" w:space="0" w:color="C7D3DF"/>
             </w:tcBorders>
-            <w:shd w:val="clear" w:color="auto" w:fill="1F4E79"/>
+            <w:shd w:val="clear" w:color="auto" w:fill="E8EEF5"/>
             <w:vAlign w:val="center"/>
           </w:tcPr>
           <w:p>
@@ -12180,7 +12386,7 @@
               <w:spacing w:after="40" w:line="240" w:lineRule="auto"/>
               <w:rPr>
                 <w:b/>
-                <w:color w:val="FFFFFF"/>
+                <w:color w:val="1F4E79"/>
                 <w:sz w:val="18"/>
               </w:rPr>
             </w:pPr>
@@ -12188,7 +12394,7 @@
               <w:rPr>
                 <w:rFonts w:hint="eastAsia"/>
                 <w:b/>
-                <w:color w:val="FFFFFF"/>
+                <w:color w:val="1F4E79"/>
                 <w:sz w:val="18"/>
               </w:rPr>
               <w:t>商品</w:t>
@@ -12197,7 +12403,7 @@
               <w:rPr>
                 <w:rFonts w:hint="eastAsia"/>
                 <w:b/>
-                <w:color w:val="FFFFFF"/>
+                <w:color w:val="1F4E79"/>
                 <w:sz w:val="18"/>
               </w:rPr>
               <w:t>/</w:t>
@@ -12206,7 +12412,7 @@
               <w:rPr>
                 <w:rFonts w:hint="eastAsia"/>
                 <w:b/>
-                <w:color w:val="FFFFFF"/>
+                <w:color w:val="1F4E79"/>
                 <w:sz w:val="18"/>
               </w:rPr>
               <w:t>条件</w:t>
@@ -12215,11 +12421,11 @@
         </w:tc>
         <w:tc>
           <w:tcPr>
-            <w:tcW w:w="0" w:type="auto"/>
+            <w:tcW w:w="3760" w:type="dxa"/>
             <w:tcBorders>
               <w:bottom w:val="single" w:sz="4" w:space="0" w:color="C7D3DF"/>
             </w:tcBorders>
-            <w:shd w:val="clear" w:color="auto" w:fill="1F4E79"/>
+            <w:shd w:val="clear" w:color="auto" w:fill="E8EEF5"/>
             <w:vAlign w:val="center"/>
           </w:tcPr>
           <w:p>
@@ -12229,7 +12435,7 @@
               <w:jc w:val="right"/>
               <w:rPr>
                 <w:b/>
-                <w:color w:val="FFFFFF"/>
+                <w:color w:val="1F4E79"/>
                 <w:sz w:val="18"/>
               </w:rPr>
             </w:pPr>
@@ -12237,7 +12443,7 @@
               <w:rPr>
                 <w:rFonts w:hint="eastAsia"/>
                 <w:b/>
-                <w:color w:val="FFFFFF"/>
+                <w:color w:val="1F4E79"/>
                 <w:sz w:val="18"/>
               </w:rPr>
               <w:t>等级</w:t>
@@ -12246,11 +12452,11 @@
         </w:tc>
         <w:tc>
           <w:tcPr>
-            <w:tcW w:w="0" w:type="auto"/>
+            <w:tcW w:w="2360" w:type="dxa"/>
             <w:tcBorders>
               <w:bottom w:val="single" w:sz="4" w:space="0" w:color="C7D3DF"/>
             </w:tcBorders>
-            <w:shd w:val="clear" w:color="auto" w:fill="1F4E79"/>
+            <w:shd w:val="clear" w:color="auto" w:fill="E8EEF5"/>
             <w:vAlign w:val="center"/>
           </w:tcPr>
           <w:p>
@@ -12259,7 +12465,7 @@
               <w:spacing w:after="40" w:line="240" w:lineRule="auto"/>
               <w:rPr>
                 <w:b/>
-                <w:color w:val="FFFFFF"/>
+                <w:color w:val="1F4E79"/>
                 <w:sz w:val="18"/>
               </w:rPr>
             </w:pPr>
@@ -12267,7 +12473,7 @@
               <w:rPr>
                 <w:rFonts w:hint="eastAsia"/>
                 <w:b/>
-                <w:color w:val="FFFFFF"/>
+                <w:color w:val="1F4E79"/>
                 <w:sz w:val="18"/>
               </w:rPr>
               <w:t>原因</w:t>
@@ -12281,8 +12487,11 @@
         </w:trPr>
         <w:tc>
           <w:tcPr>
-            <w:tcW w:w="0" w:type="auto"/>
-            <w:shd w:val="clear" w:color="auto" w:fill="F6F9FC"/>
+            <w:tcW w:w="1080" w:type="dxa"/>
+            <w:tcBorders>
+              <w:bottom w:val="single" w:sz="4" w:space="0" w:color="C7D3DF"/>
+            </w:tcBorders>
+            <w:shd w:val="clear" w:color="auto" w:fill="FFFFFF"/>
             <w:vAlign w:val="center"/>
           </w:tcPr>
           <w:p>
@@ -12297,6 +12506,7 @@
               <w:rPr>
                 <w:sz w:val="17"/>
               </w:rPr>
+              <w:lastRenderedPageBreak/>
               <w:t xml:space="preserve">50 </w:t>
             </w:r>
             <w:r>
@@ -12310,8 +12520,11 @@
         </w:tc>
         <w:tc>
           <w:tcPr>
-            <w:tcW w:w="0" w:type="auto"/>
-            <w:shd w:val="clear" w:color="auto" w:fill="F6F9FC"/>
+            <w:tcW w:w="2160" w:type="dxa"/>
+            <w:tcBorders>
+              <w:bottom w:val="single" w:sz="4" w:space="0" w:color="C7D3DF"/>
+            </w:tcBorders>
+            <w:shd w:val="clear" w:color="auto" w:fill="FFFFFF"/>
             <w:vAlign w:val="center"/>
           </w:tcPr>
           <w:p>
@@ -12339,8 +12552,11 @@
         </w:tc>
         <w:tc>
           <w:tcPr>
-            <w:tcW w:w="0" w:type="auto"/>
-            <w:shd w:val="clear" w:color="auto" w:fill="F6F9FC"/>
+            <w:tcW w:w="3760" w:type="dxa"/>
+            <w:tcBorders>
+              <w:bottom w:val="single" w:sz="4" w:space="0" w:color="C7D3DF"/>
+            </w:tcBorders>
+            <w:shd w:val="clear" w:color="auto" w:fill="FFFFFF"/>
             <w:vAlign w:val="center"/>
           </w:tcPr>
           <w:p>
@@ -12362,8 +12578,11 @@
         </w:tc>
         <w:tc>
           <w:tcPr>
-            <w:tcW w:w="0" w:type="auto"/>
-            <w:shd w:val="clear" w:color="auto" w:fill="F6F9FC"/>
+            <w:tcW w:w="2360" w:type="dxa"/>
+            <w:tcBorders>
+              <w:bottom w:val="single" w:sz="4" w:space="0" w:color="C7D3DF"/>
+            </w:tcBorders>
+            <w:shd w:val="clear" w:color="auto" w:fill="FFFFFF"/>
             <w:vAlign w:val="center"/>
           </w:tcPr>
           <w:p>
@@ -12390,11 +12609,11 @@
         </w:trPr>
         <w:tc>
           <w:tcPr>
-            <w:tcW w:w="0" w:type="auto"/>
+            <w:tcW w:w="1080" w:type="dxa"/>
             <w:tcBorders>
               <w:bottom w:val="single" w:sz="4" w:space="0" w:color="C7D3DF"/>
             </w:tcBorders>
-            <w:shd w:val="clear" w:color="auto" w:fill="auto"/>
+            <w:shd w:val="clear" w:color="auto" w:fill="FFFFFF"/>
             <w:vAlign w:val="center"/>
           </w:tcPr>
           <w:p>
@@ -12422,11 +12641,11 @@
         </w:tc>
         <w:tc>
           <w:tcPr>
-            <w:tcW w:w="0" w:type="auto"/>
+            <w:tcW w:w="2160" w:type="dxa"/>
             <w:tcBorders>
               <w:bottom w:val="single" w:sz="4" w:space="0" w:color="C7D3DF"/>
             </w:tcBorders>
-            <w:shd w:val="clear" w:color="auto" w:fill="auto"/>
+            <w:shd w:val="clear" w:color="auto" w:fill="FFFFFF"/>
             <w:vAlign w:val="center"/>
           </w:tcPr>
           <w:p>
@@ -12454,11 +12673,11 @@
         </w:tc>
         <w:tc>
           <w:tcPr>
-            <w:tcW w:w="0" w:type="auto"/>
+            <w:tcW w:w="3760" w:type="dxa"/>
             <w:tcBorders>
               <w:bottom w:val="single" w:sz="4" w:space="0" w:color="C7D3DF"/>
             </w:tcBorders>
-            <w:shd w:val="clear" w:color="auto" w:fill="auto"/>
+            <w:shd w:val="clear" w:color="auto" w:fill="FFFFFF"/>
             <w:vAlign w:val="center"/>
           </w:tcPr>
           <w:p>
@@ -12480,11 +12699,11 @@
         </w:tc>
         <w:tc>
           <w:tcPr>
-            <w:tcW w:w="0" w:type="auto"/>
+            <w:tcW w:w="2360" w:type="dxa"/>
             <w:tcBorders>
               <w:bottom w:val="single" w:sz="4" w:space="0" w:color="C7D3DF"/>
             </w:tcBorders>
-            <w:shd w:val="clear" w:color="auto" w:fill="auto"/>
+            <w:shd w:val="clear" w:color="auto" w:fill="FFFFFF"/>
             <w:vAlign w:val="center"/>
           </w:tcPr>
           <w:p>
@@ -12511,8 +12730,11 @@
         </w:trPr>
         <w:tc>
           <w:tcPr>
-            <w:tcW w:w="0" w:type="auto"/>
-            <w:shd w:val="clear" w:color="auto" w:fill="F6F9FC"/>
+            <w:tcW w:w="1080" w:type="dxa"/>
+            <w:tcBorders>
+              <w:bottom w:val="single" w:sz="4" w:space="0" w:color="C7D3DF"/>
+            </w:tcBorders>
+            <w:shd w:val="clear" w:color="auto" w:fill="FFFFFF"/>
             <w:vAlign w:val="center"/>
           </w:tcPr>
           <w:p>
@@ -12540,8 +12762,11 @@
         </w:tc>
         <w:tc>
           <w:tcPr>
-            <w:tcW w:w="0" w:type="auto"/>
-            <w:shd w:val="clear" w:color="auto" w:fill="F6F9FC"/>
+            <w:tcW w:w="2160" w:type="dxa"/>
+            <w:tcBorders>
+              <w:bottom w:val="single" w:sz="4" w:space="0" w:color="C7D3DF"/>
+            </w:tcBorders>
+            <w:shd w:val="clear" w:color="auto" w:fill="FFFFFF"/>
             <w:vAlign w:val="center"/>
           </w:tcPr>
           <w:p>
@@ -12569,8 +12794,11 @@
         </w:tc>
         <w:tc>
           <w:tcPr>
-            <w:tcW w:w="0" w:type="auto"/>
-            <w:shd w:val="clear" w:color="auto" w:fill="F6F9FC"/>
+            <w:tcW w:w="3760" w:type="dxa"/>
+            <w:tcBorders>
+              <w:bottom w:val="single" w:sz="4" w:space="0" w:color="C7D3DF"/>
+            </w:tcBorders>
+            <w:shd w:val="clear" w:color="auto" w:fill="FFFFFF"/>
             <w:vAlign w:val="center"/>
           </w:tcPr>
           <w:p>
@@ -12592,8 +12820,11 @@
         </w:tc>
         <w:tc>
           <w:tcPr>
-            <w:tcW w:w="0" w:type="auto"/>
-            <w:shd w:val="clear" w:color="auto" w:fill="F6F9FC"/>
+            <w:tcW w:w="2360" w:type="dxa"/>
+            <w:tcBorders>
+              <w:bottom w:val="single" w:sz="4" w:space="0" w:color="C7D3DF"/>
+            </w:tcBorders>
+            <w:shd w:val="clear" w:color="auto" w:fill="FFFFFF"/>
             <w:vAlign w:val="center"/>
           </w:tcPr>
           <w:p>
@@ -12620,8 +12851,8 @@
         </w:trPr>
         <w:tc>
           <w:tcPr>
-            <w:tcW w:w="0" w:type="auto"/>
-            <w:shd w:val="clear" w:color="auto" w:fill="auto"/>
+            <w:tcW w:w="1080" w:type="dxa"/>
+            <w:shd w:val="clear" w:color="auto" w:fill="FFFFFF"/>
             <w:vAlign w:val="center"/>
           </w:tcPr>
           <w:p>
@@ -12649,8 +12880,8 @@
         </w:tc>
         <w:tc>
           <w:tcPr>
-            <w:tcW w:w="0" w:type="auto"/>
-            <w:shd w:val="clear" w:color="auto" w:fill="auto"/>
+            <w:tcW w:w="2160" w:type="dxa"/>
+            <w:shd w:val="clear" w:color="auto" w:fill="FFFFFF"/>
             <w:vAlign w:val="center"/>
           </w:tcPr>
           <w:p>
@@ -12672,8 +12903,8 @@
         </w:tc>
         <w:tc>
           <w:tcPr>
-            <w:tcW w:w="0" w:type="auto"/>
-            <w:shd w:val="clear" w:color="auto" w:fill="auto"/>
+            <w:tcW w:w="3760" w:type="dxa"/>
+            <w:shd w:val="clear" w:color="auto" w:fill="FFFFFF"/>
             <w:vAlign w:val="center"/>
           </w:tcPr>
           <w:p>
@@ -12695,8 +12926,8 @@
         </w:tc>
         <w:tc>
           <w:tcPr>
-            <w:tcW w:w="0" w:type="auto"/>
-            <w:shd w:val="clear" w:color="auto" w:fill="auto"/>
+            <w:tcW w:w="2360" w:type="dxa"/>
+            <w:shd w:val="clear" w:color="auto" w:fill="FFFFFF"/>
             <w:vAlign w:val="center"/>
           </w:tcPr>
           <w:p>
@@ -12950,7 +13181,6 @@
         <w:rPr>
           <w:rFonts w:hint="eastAsia"/>
         </w:rPr>
-        <w:lastRenderedPageBreak/>
         <w:t>MRR</w:t>
       </w:r>
       <w:r>
@@ -13122,6 +13352,7 @@
         <w:rPr>
           <w:rFonts w:hint="eastAsia"/>
         </w:rPr>
+        <w:lastRenderedPageBreak/>
         <w:t>调优规则</w:t>
       </w:r>
     </w:p>
@@ -13380,7 +13611,7 @@
         <w:pStyle w:val="2"/>
       </w:pPr>
       <w:bookmarkStart w:id="57" w:name="Xe86a2ac29415301f8bff0e5d996661c8e050e67"/>
-      <w:bookmarkStart w:id="58" w:name="_Toc235599949"/>
+      <w:bookmarkStart w:id="58" w:name="_Toc235652745"/>
       <w:bookmarkEnd w:id="56"/>
       <w:bookmarkEnd w:id="49"/>
       <w:r>
@@ -13444,13 +13675,7 @@
         <w:rPr>
           <w:rFonts w:hint="eastAsia"/>
         </w:rPr>
-        <w:t>版本策略，</w:t>
-      </w:r>
-      <w:r>
-        <w:rPr>
-          <w:rFonts w:hint="eastAsia"/>
-        </w:rPr>
-        <w:t>并记录现有规则</w:t>
+        <w:t>版本策略，并记录现有规则</w:t>
       </w:r>
       <w:r>
         <w:t xml:space="preserve"> + MySQL </w:t>
@@ -13635,7 +13860,6 @@
         <w:rPr>
           <w:rFonts w:hint="eastAsia"/>
         </w:rPr>
-        <w:lastRenderedPageBreak/>
         <w:t>缓存</w:t>
       </w:r>
       <w:r>
@@ -13658,7 +13882,7 @@
           <w:right w:val="single" w:sz="4" w:space="4" w:color="C7D3DF"/>
         </w:pBdr>
         <w:shd w:val="clear" w:color="auto" w:fill="F5F7F9"/>
-        <w:spacing w:before="80" w:after="120"/>
+        <w:spacing w:before="80"/>
         <w:ind w:left="200" w:right="200"/>
         <w:rPr>
           <w:rFonts w:ascii="Consolas" w:hAnsi="Consolas"/>
@@ -13700,14 +13924,7 @@
           <w:rStyle w:val="VerbatimChar"/>
           <w:sz w:val="17"/>
         </w:rPr>
-        <w:t>+ schemaVersio</w:t>
-      </w:r>
-      <w:r>
-        <w:rPr>
-          <w:rStyle w:val="VerbatimChar"/>
-          <w:sz w:val="17"/>
-        </w:rPr>
-        <w:t>n + modelVersion + ruleVersion + indexVersion + cacheVersion</w:t>
+        <w:t>+ schemaVersion + modelVersion + ruleVersion + indexVersion + cacheVersion</w:t>
       </w:r>
     </w:p>
     <w:p>
@@ -13720,6 +13937,7 @@
         <w:rPr>
           <w:rFonts w:hint="eastAsia"/>
         </w:rPr>
+        <w:lastRenderedPageBreak/>
         <w:t>生产策略</w:t>
       </w:r>
     </w:p>
@@ -14244,7 +14462,7 @@
         <w:pStyle w:val="2"/>
       </w:pPr>
       <w:bookmarkStart w:id="65" w:name="X50543152303b0f3ab5d27c3a1c5265f7de0f435"/>
-      <w:bookmarkStart w:id="66" w:name="_Toc235599950"/>
+      <w:bookmarkStart w:id="66" w:name="_Toc235652746"/>
       <w:bookmarkEnd w:id="64"/>
       <w:bookmarkEnd w:id="57"/>
       <w:r>
@@ -14509,14 +14727,7 @@
           <w:rStyle w:val="VerbatimChar"/>
           <w:rFonts w:ascii="微软雅黑" w:hAnsi="微软雅黑"/>
         </w:rPr>
-        <w:t>Suggestion</w:t>
-      </w:r>
-      <w:r>
-        <w:rPr>
-          <w:rStyle w:val="VerbatimChar"/>
-          <w:rFonts w:ascii="微软雅黑" w:hAnsi="微软雅黑"/>
-        </w:rPr>
-        <w:t>Source</w:t>
+        <w:t>SuggestionSource</w:t>
       </w:r>
       <w:r>
         <w:t xml:space="preserve"> </w:t>
@@ -14662,7 +14873,7 @@
         <w:pStyle w:val="2"/>
       </w:pPr>
       <w:bookmarkStart w:id="67" w:name="Xcbf6079b99a485bd09603ffe82eaa53b92436d1"/>
-      <w:bookmarkStart w:id="68" w:name="_Toc235599951"/>
+      <w:bookmarkStart w:id="68" w:name="_Toc235652747"/>
       <w:bookmarkEnd w:id="65"/>
       <w:r>
         <w:t xml:space="preserve">16. </w:t>
@@ -14697,7 +14908,7 @@
           <w:right w:val="single" w:sz="4" w:space="4" w:color="C7D3DF"/>
         </w:pBdr>
         <w:shd w:val="clear" w:color="auto" w:fill="F5F7F9"/>
-        <w:spacing w:before="80" w:after="120"/>
+        <w:spacing w:before="80"/>
         <w:ind w:left="200" w:right="200"/>
         <w:rPr>
           <w:rFonts w:ascii="Consolas" w:hAnsi="Consolas"/>
@@ -14853,7 +15064,8 @@
     <w:tbl>
       <w:tblPr>
         <w:tblStyle w:val="Table"/>
-        <w:tblW w:w="5000" w:type="pct"/>
+        <w:tblW w:w="9360" w:type="dxa"/>
+        <w:tblInd w:w="120" w:type="dxa"/>
         <w:tblBorders>
           <w:top w:val="single" w:sz="4" w:space="0" w:color="C7D3DF"/>
           <w:left w:val="single" w:sz="4" w:space="0" w:color="C7D3DF"/>
@@ -14862,6 +15074,7 @@
           <w:insideH w:val="single" w:sz="4" w:space="0" w:color="C7D3DF"/>
           <w:insideV w:val="single" w:sz="4" w:space="0" w:color="C7D3DF"/>
         </w:tblBorders>
+        <w:tblLayout w:type="fixed"/>
         <w:tblCellMar>
           <w:top w:w="80" w:type="dxa"/>
           <w:left w:w="120" w:type="dxa"/>
@@ -14871,9 +15084,9 @@
         <w:tblLook w:val="0020" w:firstRow="1" w:lastRow="0" w:firstColumn="0" w:lastColumn="0" w:noHBand="0" w:noVBand="0"/>
       </w:tblPr>
       <w:tblGrid>
-        <w:gridCol w:w="1592"/>
-        <w:gridCol w:w="3313"/>
-        <w:gridCol w:w="4695"/>
+        <w:gridCol w:w="2160"/>
+        <w:gridCol w:w="3600"/>
+        <w:gridCol w:w="3600"/>
       </w:tblGrid>
       <w:tr>
         <w:trPr>
@@ -14883,11 +15096,11 @@
         </w:trPr>
         <w:tc>
           <w:tcPr>
-            <w:tcW w:w="0" w:type="auto"/>
+            <w:tcW w:w="2160" w:type="dxa"/>
             <w:tcBorders>
               <w:bottom w:val="single" w:sz="4" w:space="0" w:color="C7D3DF"/>
             </w:tcBorders>
-            <w:shd w:val="clear" w:color="auto" w:fill="1F4E79"/>
+            <w:shd w:val="clear" w:color="auto" w:fill="E8EEF5"/>
             <w:vAlign w:val="center"/>
           </w:tcPr>
           <w:p>
@@ -14896,7 +15109,7 @@
               <w:spacing w:after="40" w:line="240" w:lineRule="auto"/>
               <w:rPr>
                 <w:b/>
-                <w:color w:val="FFFFFF"/>
+                <w:color w:val="1F4E79"/>
                 <w:sz w:val="18"/>
               </w:rPr>
             </w:pPr>
@@ -14904,7 +15117,7 @@
               <w:rPr>
                 <w:rFonts w:hint="eastAsia"/>
                 <w:b/>
-                <w:color w:val="FFFFFF"/>
+                <w:color w:val="1F4E79"/>
                 <w:sz w:val="18"/>
               </w:rPr>
               <w:t>层级</w:t>
@@ -14913,11 +15126,11 @@
         </w:tc>
         <w:tc>
           <w:tcPr>
-            <w:tcW w:w="0" w:type="auto"/>
+            <w:tcW w:w="3600" w:type="dxa"/>
             <w:tcBorders>
               <w:bottom w:val="single" w:sz="4" w:space="0" w:color="C7D3DF"/>
             </w:tcBorders>
-            <w:shd w:val="clear" w:color="auto" w:fill="1F4E79"/>
+            <w:shd w:val="clear" w:color="auto" w:fill="E8EEF5"/>
             <w:vAlign w:val="center"/>
           </w:tcPr>
           <w:p>
@@ -14926,7 +15139,7 @@
               <w:spacing w:after="40" w:line="240" w:lineRule="auto"/>
               <w:rPr>
                 <w:b/>
-                <w:color w:val="FFFFFF"/>
+                <w:color w:val="1F4E79"/>
                 <w:sz w:val="18"/>
               </w:rPr>
             </w:pPr>
@@ -14934,7 +15147,7 @@
               <w:rPr>
                 <w:rFonts w:hint="eastAsia"/>
                 <w:b/>
-                <w:color w:val="FFFFFF"/>
+                <w:color w:val="1F4E79"/>
                 <w:sz w:val="18"/>
               </w:rPr>
               <w:t>目标</w:t>
@@ -14943,11 +15156,11 @@
         </w:tc>
         <w:tc>
           <w:tcPr>
-            <w:tcW w:w="0" w:type="auto"/>
+            <w:tcW w:w="3600" w:type="dxa"/>
             <w:tcBorders>
               <w:bottom w:val="single" w:sz="4" w:space="0" w:color="C7D3DF"/>
             </w:tcBorders>
-            <w:shd w:val="clear" w:color="auto" w:fill="1F4E79"/>
+            <w:shd w:val="clear" w:color="auto" w:fill="E8EEF5"/>
             <w:vAlign w:val="center"/>
           </w:tcPr>
           <w:p>
@@ -14956,7 +15169,7 @@
               <w:spacing w:after="40" w:line="240" w:lineRule="auto"/>
               <w:rPr>
                 <w:b/>
-                <w:color w:val="FFFFFF"/>
+                <w:color w:val="1F4E79"/>
                 <w:sz w:val="18"/>
               </w:rPr>
             </w:pPr>
@@ -14964,7 +15177,7 @@
               <w:rPr>
                 <w:rFonts w:hint="eastAsia"/>
                 <w:b/>
-                <w:color w:val="FFFFFF"/>
+                <w:color w:val="1F4E79"/>
                 <w:sz w:val="18"/>
               </w:rPr>
               <w:t>示例</w:t>
@@ -14978,8 +15191,11 @@
         </w:trPr>
         <w:tc>
           <w:tcPr>
-            <w:tcW w:w="0" w:type="auto"/>
-            <w:shd w:val="clear" w:color="auto" w:fill="F6F9FC"/>
+            <w:tcW w:w="2160" w:type="dxa"/>
+            <w:tcBorders>
+              <w:bottom w:val="single" w:sz="4" w:space="0" w:color="C7D3DF"/>
+            </w:tcBorders>
+            <w:shd w:val="clear" w:color="auto" w:fill="FFFFFF"/>
             <w:vAlign w:val="center"/>
           </w:tcPr>
           <w:p>
@@ -15000,8 +15216,11 @@
         </w:tc>
         <w:tc>
           <w:tcPr>
-            <w:tcW w:w="0" w:type="auto"/>
-            <w:shd w:val="clear" w:color="auto" w:fill="F6F9FC"/>
+            <w:tcW w:w="3600" w:type="dxa"/>
+            <w:tcBorders>
+              <w:bottom w:val="single" w:sz="4" w:space="0" w:color="C7D3DF"/>
+            </w:tcBorders>
+            <w:shd w:val="clear" w:color="auto" w:fill="FFFFFF"/>
             <w:vAlign w:val="center"/>
           </w:tcPr>
           <w:p>
@@ -15051,8 +15270,11 @@
         </w:tc>
         <w:tc>
           <w:tcPr>
-            <w:tcW w:w="0" w:type="auto"/>
-            <w:shd w:val="clear" w:color="auto" w:fill="F6F9FC"/>
+            <w:tcW w:w="3600" w:type="dxa"/>
+            <w:tcBorders>
+              <w:bottom w:val="single" w:sz="4" w:space="0" w:color="C7D3DF"/>
+            </w:tcBorders>
+            <w:shd w:val="clear" w:color="auto" w:fill="FFFFFF"/>
             <w:vAlign w:val="center"/>
           </w:tcPr>
           <w:p>
@@ -15099,11 +15321,11 @@
         </w:trPr>
         <w:tc>
           <w:tcPr>
-            <w:tcW w:w="0" w:type="auto"/>
+            <w:tcW w:w="2160" w:type="dxa"/>
             <w:tcBorders>
               <w:bottom w:val="single" w:sz="4" w:space="0" w:color="C7D3DF"/>
             </w:tcBorders>
-            <w:shd w:val="clear" w:color="auto" w:fill="auto"/>
+            <w:shd w:val="clear" w:color="auto" w:fill="FFFFFF"/>
             <w:vAlign w:val="center"/>
           </w:tcPr>
           <w:p>
@@ -15118,17 +15340,18 @@
               <w:rPr>
                 <w:sz w:val="17"/>
               </w:rPr>
+              <w:lastRenderedPageBreak/>
               <w:t>Contract</w:t>
             </w:r>
           </w:p>
         </w:tc>
         <w:tc>
           <w:tcPr>
-            <w:tcW w:w="0" w:type="auto"/>
+            <w:tcW w:w="3600" w:type="dxa"/>
             <w:tcBorders>
               <w:bottom w:val="single" w:sz="4" w:space="0" w:color="C7D3DF"/>
             </w:tcBorders>
-            <w:shd w:val="clear" w:color="auto" w:fill="auto"/>
+            <w:shd w:val="clear" w:color="auto" w:fill="FFFFFF"/>
             <w:vAlign w:val="center"/>
           </w:tcPr>
           <w:p>
@@ -15163,11 +15386,11 @@
         </w:tc>
         <w:tc>
           <w:tcPr>
-            <w:tcW w:w="0" w:type="auto"/>
+            <w:tcW w:w="3600" w:type="dxa"/>
             <w:tcBorders>
               <w:bottom w:val="single" w:sz="4" w:space="0" w:color="C7D3DF"/>
             </w:tcBorders>
-            <w:shd w:val="clear" w:color="auto" w:fill="auto"/>
+            <w:shd w:val="clear" w:color="auto" w:fill="FFFFFF"/>
             <w:vAlign w:val="center"/>
           </w:tcPr>
           <w:p>
@@ -15200,8 +15423,11 @@
         </w:trPr>
         <w:tc>
           <w:tcPr>
-            <w:tcW w:w="0" w:type="auto"/>
-            <w:shd w:val="clear" w:color="auto" w:fill="F6F9FC"/>
+            <w:tcW w:w="2160" w:type="dxa"/>
+            <w:tcBorders>
+              <w:bottom w:val="single" w:sz="4" w:space="0" w:color="C7D3DF"/>
+            </w:tcBorders>
+            <w:shd w:val="clear" w:color="auto" w:fill="FFFFFF"/>
             <w:vAlign w:val="center"/>
           </w:tcPr>
           <w:p>
@@ -15222,8 +15448,11 @@
         </w:tc>
         <w:tc>
           <w:tcPr>
-            <w:tcW w:w="0" w:type="auto"/>
-            <w:shd w:val="clear" w:color="auto" w:fill="F6F9FC"/>
+            <w:tcW w:w="3600" w:type="dxa"/>
+            <w:tcBorders>
+              <w:bottom w:val="single" w:sz="4" w:space="0" w:color="C7D3DF"/>
+            </w:tcBorders>
+            <w:shd w:val="clear" w:color="auto" w:fill="FFFFFF"/>
             <w:vAlign w:val="center"/>
           </w:tcPr>
           <w:p>
@@ -15251,8 +15480,11 @@
         </w:tc>
         <w:tc>
           <w:tcPr>
-            <w:tcW w:w="0" w:type="auto"/>
-            <w:shd w:val="clear" w:color="auto" w:fill="F6F9FC"/>
+            <w:tcW w:w="3600" w:type="dxa"/>
+            <w:tcBorders>
+              <w:bottom w:val="single" w:sz="4" w:space="0" w:color="C7D3DF"/>
+            </w:tcBorders>
+            <w:shd w:val="clear" w:color="auto" w:fill="FFFFFF"/>
             <w:vAlign w:val="center"/>
           </w:tcPr>
           <w:p>
@@ -15312,11 +15544,11 @@
         </w:trPr>
         <w:tc>
           <w:tcPr>
-            <w:tcW w:w="0" w:type="auto"/>
+            <w:tcW w:w="2160" w:type="dxa"/>
             <w:tcBorders>
               <w:bottom w:val="single" w:sz="4" w:space="0" w:color="C7D3DF"/>
             </w:tcBorders>
-            <w:shd w:val="clear" w:color="auto" w:fill="auto"/>
+            <w:shd w:val="clear" w:color="auto" w:fill="FFFFFF"/>
             <w:vAlign w:val="center"/>
           </w:tcPr>
           <w:p>
@@ -15337,11 +15569,11 @@
         </w:tc>
         <w:tc>
           <w:tcPr>
-            <w:tcW w:w="0" w:type="auto"/>
+            <w:tcW w:w="3600" w:type="dxa"/>
             <w:tcBorders>
               <w:bottom w:val="single" w:sz="4" w:space="0" w:color="C7D3DF"/>
             </w:tcBorders>
-            <w:shd w:val="clear" w:color="auto" w:fill="auto"/>
+            <w:shd w:val="clear" w:color="auto" w:fill="FFFFFF"/>
             <w:vAlign w:val="center"/>
           </w:tcPr>
           <w:p>
@@ -15363,11 +15595,11 @@
         </w:tc>
         <w:tc>
           <w:tcPr>
-            <w:tcW w:w="0" w:type="auto"/>
+            <w:tcW w:w="3600" w:type="dxa"/>
             <w:tcBorders>
               <w:bottom w:val="single" w:sz="4" w:space="0" w:color="C7D3DF"/>
             </w:tcBorders>
-            <w:shd w:val="clear" w:color="auto" w:fill="auto"/>
+            <w:shd w:val="clear" w:color="auto" w:fill="FFFFFF"/>
             <w:vAlign w:val="center"/>
           </w:tcPr>
           <w:p>
@@ -15435,8 +15667,8 @@
         </w:trPr>
         <w:tc>
           <w:tcPr>
-            <w:tcW w:w="0" w:type="auto"/>
-            <w:shd w:val="clear" w:color="auto" w:fill="F6F9FC"/>
+            <w:tcW w:w="2160" w:type="dxa"/>
+            <w:shd w:val="clear" w:color="auto" w:fill="FFFFFF"/>
             <w:vAlign w:val="center"/>
           </w:tcPr>
           <w:p>
@@ -15451,15 +15683,14 @@
               <w:rPr>
                 <w:sz w:val="17"/>
               </w:rPr>
-              <w:lastRenderedPageBreak/>
               <w:t>Performance</w:t>
             </w:r>
           </w:p>
         </w:tc>
         <w:tc>
           <w:tcPr>
-            <w:tcW w:w="0" w:type="auto"/>
-            <w:shd w:val="clear" w:color="auto" w:fill="F6F9FC"/>
+            <w:tcW w:w="3600" w:type="dxa"/>
+            <w:shd w:val="clear" w:color="auto" w:fill="FFFFFF"/>
             <w:vAlign w:val="center"/>
           </w:tcPr>
           <w:p>
@@ -15481,8 +15712,8 @@
         </w:tc>
         <w:tc>
           <w:tcPr>
-            <w:tcW w:w="0" w:type="auto"/>
-            <w:shd w:val="clear" w:color="auto" w:fill="F6F9FC"/>
+            <w:tcW w:w="3600" w:type="dxa"/>
+            <w:shd w:val="clear" w:color="auto" w:fill="FFFFFF"/>
             <w:vAlign w:val="center"/>
           </w:tcPr>
           <w:p>
@@ -15678,7 +15909,7 @@
         <w:pStyle w:val="2"/>
       </w:pPr>
       <w:bookmarkStart w:id="72" w:name="X12b3c9ff066156667b45dabf329a2c75945eb1d"/>
-      <w:bookmarkStart w:id="73" w:name="_Toc235599952"/>
+      <w:bookmarkStart w:id="73" w:name="_Toc235652748"/>
       <w:bookmarkEnd w:id="71"/>
       <w:bookmarkEnd w:id="67"/>
       <w:r>
@@ -15713,7 +15944,7 @@
           <w:right w:val="single" w:sz="4" w:space="4" w:color="C7D3DF"/>
         </w:pBdr>
         <w:shd w:val="clear" w:color="auto" w:fill="F5F7F9"/>
-        <w:spacing w:before="80" w:after="120"/>
+        <w:spacing w:before="80"/>
         <w:ind w:left="200" w:right="200"/>
         <w:rPr>
           <w:rFonts w:ascii="Consolas" w:hAnsi="Consolas"/>
@@ -15881,6 +16112,7 @@
         <w:rPr>
           <w:rFonts w:hint="eastAsia"/>
         </w:rPr>
+        <w:lastRenderedPageBreak/>
         <w:t>跨模块接口修改先开短设计说明或</w:t>
       </w:r>
       <w:r>
@@ -15919,7 +16151,13 @@
         <w:rPr>
           <w:rFonts w:hint="eastAsia"/>
         </w:rPr>
-        <w:t>、规则、模型和数据都用版本标识；</w:t>
+        <w:t>、规则、模型和数据都用版本</w:t>
+      </w:r>
+      <w:r>
+        <w:rPr>
+          <w:rFonts w:hint="eastAsia"/>
+        </w:rPr>
+        <w:t>标识；</w:t>
       </w:r>
     </w:p>
     <w:p>
@@ -15961,10 +16199,9 @@
         <w:pStyle w:val="2"/>
       </w:pPr>
       <w:bookmarkStart w:id="74" w:name="Xb33dac2cb6e30622f8e3544b0801c565c49fb18"/>
-      <w:bookmarkStart w:id="75" w:name="_Toc235599953"/>
+      <w:bookmarkStart w:id="75" w:name="_Toc235652749"/>
       <w:bookmarkEnd w:id="72"/>
       <w:r>
-        <w:lastRenderedPageBreak/>
         <w:t xml:space="preserve">18. </w:t>
       </w:r>
       <w:r>
@@ -16169,13 +16406,22 @@
         <w:ind w:left="540" w:hanging="270"/>
       </w:pPr>
       <w:r>
-        <w:t xml:space="preserve">Label Studio/doccano </w:t>
-      </w:r>
-      <w:r>
-        <w:rPr>
-          <w:rFonts w:hint="eastAsia"/>
-        </w:rPr>
-        <w:t>本地数据库；</w:t>
+        <w:t xml:space="preserve">Label Studio </w:t>
+      </w:r>
+      <w:r>
+        <w:rPr>
+          <w:rFonts w:hint="eastAsia"/>
+        </w:rPr>
+        <w:t>本地数据库，以及已有</w:t>
+      </w:r>
+      <w:r>
+        <w:t xml:space="preserve"> Doccano </w:t>
+      </w:r>
+      <w:r>
+        <w:rPr>
+          <w:rFonts w:hint="eastAsia"/>
+        </w:rPr>
+        <w:t>历史数据库；</w:t>
       </w:r>
     </w:p>
     <w:p>
@@ -16209,7 +16455,13 @@
         <w:rPr>
           <w:rFonts w:hint="eastAsia"/>
         </w:rPr>
-        <w:t>代码仓库只保存：可公开</w:t>
+        <w:t>代码仓库</w:t>
+      </w:r>
+      <w:r>
+        <w:rPr>
+          <w:rFonts w:hint="eastAsia"/>
+        </w:rPr>
+        <w:t>只保存：可公开</w:t>
       </w:r>
       <w:r>
         <w:rPr>
@@ -16245,13 +16497,7 @@
         <w:rPr>
           <w:rFonts w:hint="eastAsia"/>
         </w:rPr>
-        <w:t>评测</w:t>
-      </w:r>
-      <w:r>
-        <w:rPr>
-          <w:rFonts w:hint="eastAsia"/>
-        </w:rPr>
-        <w:t>代码、模型制品清单与</w:t>
+        <w:t>评测代码、模型制品清单与</w:t>
       </w:r>
       <w:r>
         <w:t xml:space="preserve"> </w:t>
@@ -16274,7 +16520,7 @@
         <w:pStyle w:val="2"/>
       </w:pPr>
       <w:bookmarkStart w:id="76" w:name="X2f9dd608c6abb1937e23332a5af18031fb0f433"/>
-      <w:bookmarkStart w:id="77" w:name="_Toc235599954"/>
+      <w:bookmarkStart w:id="77" w:name="_Toc235652750"/>
       <w:bookmarkEnd w:id="74"/>
       <w:r>
         <w:t xml:space="preserve">19. </w:t>
@@ -16447,6 +16693,7 @@
         <w:rPr>
           <w:rFonts w:hint="eastAsia"/>
         </w:rPr>
+        <w:lastRenderedPageBreak/>
         <w:t>搜索一直走</w:t>
       </w:r>
       <w:r>
@@ -16749,7 +16996,6 @@
         <w:rPr>
           <w:rFonts w:hint="eastAsia"/>
         </w:rPr>
-        <w:lastRenderedPageBreak/>
         <w:t>只有加载带版本的</w:t>
       </w:r>
       <w:r>
@@ -16856,13 +17102,7 @@
         <w:rPr>
           <w:rFonts w:hint="eastAsia"/>
         </w:rPr>
-        <w:t>检查别名和大小写规范化</w:t>
-      </w:r>
-      <w:r>
-        <w:rPr>
-          <w:rFonts w:hint="eastAsia"/>
-        </w:rPr>
-        <w:t>；</w:t>
+        <w:t>检查别名和大小写规范化；</w:t>
       </w:r>
     </w:p>
     <w:p>
@@ -17150,6 +17390,7 @@
         <w:rPr>
           <w:rFonts w:hint="eastAsia"/>
         </w:rPr>
+        <w:lastRenderedPageBreak/>
         <w:t>检查</w:t>
       </w:r>
       <w:r>
@@ -17184,7 +17425,7 @@
         <w:pStyle w:val="2"/>
       </w:pPr>
       <w:bookmarkStart w:id="84" w:name="Xf5b700d88d52a2e02b0d63b832177c278342bfd"/>
-      <w:bookmarkStart w:id="85" w:name="_Toc235599955"/>
+      <w:bookmarkStart w:id="85" w:name="_Toc235652751"/>
       <w:bookmarkEnd w:id="83"/>
       <w:bookmarkEnd w:id="76"/>
       <w:r>
@@ -17458,7 +17699,6 @@
         <w:rPr>
           <w:rFonts w:hint="eastAsia"/>
         </w:rPr>
-        <w:lastRenderedPageBreak/>
         <w:t>与配对产品确认可判断对错的验收样本；</w:t>
       </w:r>
     </w:p>
@@ -17484,7 +17724,7 @@
         <w:pStyle w:val="2"/>
       </w:pPr>
       <w:bookmarkStart w:id="86" w:name="X4529046bdf42dc677fa1a3c5024f05555bfeba0"/>
-      <w:bookmarkStart w:id="87" w:name="_Toc235599956"/>
+      <w:bookmarkStart w:id="87" w:name="_Toc235652752"/>
       <w:bookmarkEnd w:id="84"/>
       <w:r>
         <w:t xml:space="preserve">21. </w:t>
@@ -17627,7 +17867,13 @@
         <w:rPr>
           <w:rFonts w:hint="eastAsia"/>
         </w:rPr>
-        <w:t>规则变更是否降低业务约束违规，是否伤害相关性？</w:t>
+        <w:t>规则变更</w:t>
+      </w:r>
+      <w:r>
+        <w:rPr>
+          <w:rFonts w:hint="eastAsia"/>
+        </w:rPr>
+        <w:t>是否降低业务约束违规，是否伤害相关性？</w:t>
       </w:r>
     </w:p>
     <w:p>
@@ -17682,13 +17928,7 @@
         <w:rPr>
           <w:rFonts w:hint="eastAsia"/>
         </w:rPr>
-        <w:t>当前版本如果出现错误，可以回退模型、规</w:t>
-      </w:r>
-      <w:r>
-        <w:rPr>
-          <w:rFonts w:hint="eastAsia"/>
-        </w:rPr>
-        <w:t>则、索引和缓存中的哪一层？</w:t>
+        <w:t>当前版本如果出现错误，可以回退模型、规则、索引和缓存中的哪一层？</w:t>
       </w:r>
     </w:p>
     <w:p>
@@ -17707,9 +17947,10 @@
         <w:pStyle w:val="2"/>
       </w:pPr>
       <w:bookmarkStart w:id="88" w:name="X6f87a1ad165f59c9cc43212c3cd8210c773c994"/>
-      <w:bookmarkStart w:id="89" w:name="_Toc235599957"/>
+      <w:bookmarkStart w:id="89" w:name="_Toc235652753"/>
       <w:bookmarkEnd w:id="86"/>
       <w:r>
+        <w:lastRenderedPageBreak/>
         <w:t xml:space="preserve">22. </w:t>
       </w:r>
       <w:r>
@@ -17949,7 +18190,6 @@
       <w:pgSz w:w="12240" w:h="15840"/>
       <w:pgMar w:top="1440" w:right="1440" w:bottom="1440" w:left="1440" w:header="708" w:footer="708" w:gutter="0"/>
       <w:cols w:space="720"/>
-      <w:titlePg/>
       <w:docGrid w:linePitch="326"/>
     </w:sectPr>
   </w:body>
@@ -17986,7 +18226,71 @@
   <w:p>
     <w:pPr>
       <w:pStyle w:val="af2"/>
+      <w:jc w:val="right"/>
+      <w:rPr>
+        <w:color w:val="5B6978"/>
+        <w:sz w:val="16"/>
+      </w:rPr>
     </w:pPr>
+    <w:r>
+      <w:rPr>
+        <w:rFonts w:hint="eastAsia"/>
+        <w:color w:val="5B6978"/>
+        <w:sz w:val="16"/>
+      </w:rPr>
+      <w:t xml:space="preserve">内部协作材料  |  V1.0  |  </w:t>
+    </w:r>
+    <w:r>
+      <w:rPr>
+        <w:color w:val="5B6978"/>
+        <w:sz w:val="16"/>
+      </w:rPr>
+      <w:fldChar w:fldCharType="begin"/>
+    </w:r>
+    <w:r>
+      <w:rPr>
+        <w:color w:val="5B6978"/>
+        <w:sz w:val="16"/>
+      </w:rPr>
+      <w:instrText xml:space="preserve"> </w:instrText>
+    </w:r>
+    <w:r>
+      <w:rPr>
+        <w:rFonts w:hint="eastAsia"/>
+        <w:color w:val="5B6978"/>
+        <w:sz w:val="16"/>
+      </w:rPr>
+      <w:instrText>PAGE  \* MERGEFORMAT</w:instrText>
+    </w:r>
+    <w:r>
+      <w:rPr>
+        <w:color w:val="5B6978"/>
+        <w:sz w:val="16"/>
+      </w:rPr>
+      <w:instrText xml:space="preserve"> </w:instrText>
+    </w:r>
+    <w:r>
+      <w:rPr>
+        <w:color w:val="5B6978"/>
+        <w:sz w:val="16"/>
+      </w:rPr>
+      <w:fldChar w:fldCharType="separate"/>
+    </w:r>
+    <w:r>
+      <w:rPr>
+        <w:noProof/>
+        <w:color w:val="5B6978"/>
+        <w:sz w:val="16"/>
+      </w:rPr>
+      <w:t>1</w:t>
+    </w:r>
+    <w:r>
+      <w:rPr>
+        <w:color w:val="5B6978"/>
+        <w:sz w:val="16"/>
+      </w:rPr>
+      <w:fldChar w:fldCharType="end"/>
+    </w:r>
   </w:p>
 </w:ftr>
 </file>
@@ -18118,7 +18422,23 @@
   <w:p>
     <w:pPr>
       <w:pStyle w:val="af0"/>
+      <w:pBdr>
+        <w:bottom w:val="single" w:sz="2" w:space="1" w:color="C7D3DF"/>
+      </w:pBdr>
+      <w:jc w:val="left"/>
+      <w:rPr>
+        <w:color w:val="5B6978"/>
+        <w:sz w:val="16"/>
+      </w:rPr>
     </w:pPr>
+    <w:r>
+      <w:rPr>
+        <w:rFonts w:hint="eastAsia"/>
+        <w:color w:val="5B6978"/>
+        <w:sz w:val="16"/>
+      </w:rPr>
+      <w:t>AI 商城智能搜索  ·  开发手册</w:t>
+    </w:r>
   </w:p>
 </w:hdr>
 </file>
@@ -18164,7 +18484,7 @@
   <w:abstractNum w:abstractNumId="0" w15:restartNumberingAfterBreak="0">
     <w:nsid w:val="0000A991"/>
     <w:multiLevelType w:val="multilevel"/>
-    <w:tmpl w:val="26529E9A"/>
+    <w:tmpl w:val="173EF89A"/>
     <w:lvl w:ilvl="0">
       <w:numFmt w:val="bullet"/>
       <w:lvlText w:val=""/>
@@ -18268,7 +18588,7 @@
   <w:abstractNum w:abstractNumId="1" w15:restartNumberingAfterBreak="0">
     <w:nsid w:val="0000A992"/>
     <w:multiLevelType w:val="multilevel"/>
-    <w:tmpl w:val="181C4BA4"/>
+    <w:tmpl w:val="F686FAA8"/>
     <w:lvl w:ilvl="0">
       <w:numFmt w:val="bullet"/>
       <w:lvlText w:val="☐"/>
@@ -18345,7 +18665,7 @@
   <w:abstractNum w:abstractNumId="2" w15:restartNumberingAfterBreak="0">
     <w:nsid w:val="00A99411"/>
     <w:multiLevelType w:val="multilevel"/>
-    <w:tmpl w:val="60761CEE"/>
+    <w:tmpl w:val="8AA440F2"/>
     <w:lvl w:ilvl="0">
       <w:start w:val="1"/>
       <w:numFmt w:val="decimal"/>
@@ -18431,7 +18751,7 @@
   <w:abstractNum w:abstractNumId="3" w15:restartNumberingAfterBreak="0">
     <w:nsid w:val="00A99414"/>
     <w:multiLevelType w:val="multilevel"/>
-    <w:tmpl w:val="EE9C8F04"/>
+    <w:tmpl w:val="BAF25A5E"/>
     <w:lvl w:ilvl="0">
       <w:start w:val="4"/>
       <w:numFmt w:val="decimal"/>
@@ -18517,7 +18837,7 @@
   <w:abstractNum w:abstractNumId="4" w15:restartNumberingAfterBreak="0">
     <w:nsid w:val="00A99416"/>
     <w:multiLevelType w:val="multilevel"/>
-    <w:tmpl w:val="2552300E"/>
+    <w:tmpl w:val="4AF4D918"/>
     <w:lvl w:ilvl="0">
       <w:start w:val="6"/>
       <w:numFmt w:val="decimal"/>
@@ -19403,12 +19723,12 @@
     <w:name w:val="Normal"/>
     <w:qFormat/>
     <w:pPr>
-      <w:spacing w:after="100" w:line="270" w:lineRule="auto"/>
+      <w:spacing w:after="120" w:line="300" w:lineRule="auto"/>
     </w:pPr>
     <w:rPr>
       <w:rFonts w:ascii="微软雅黑" w:eastAsia="微软雅黑" w:hAnsi="微软雅黑"/>
       <w:color w:val="243447"/>
-      <w:sz w:val="21"/>
+      <w:sz w:val="22"/>
     </w:rPr>
   </w:style>
   <w:style w:type="paragraph" w:styleId="1">
@@ -19470,14 +19790,14 @@
     <w:pPr>
       <w:keepNext/>
       <w:keepLines/>
-      <w:spacing w:before="200"/>
+      <w:spacing w:before="200" w:after="100"/>
       <w:outlineLvl w:val="2"/>
     </w:pPr>
     <w:rPr>
       <w:rFonts w:cstheme="majorBidi"/>
       <w:b/>
       <w:color w:val="1F4E79"/>
-      <w:sz w:val="23"/>
+      <w:sz w:val="24"/>
       <w:szCs w:val="28"/>
     </w:rPr>
   </w:style>
@@ -19834,7 +20154,6 @@
       <w:rFonts w:ascii="微软雅黑" w:eastAsia="微软雅黑" w:hAnsi="微软雅黑" w:cstheme="majorBidi"/>
       <w:b/>
       <w:color w:val="1F4E79"/>
-      <w:sz w:val="23"/>
       <w:szCs w:val="28"/>
     </w:rPr>
   </w:style>
@@ -19943,7 +20262,7 @@
     <w:unhideWhenUsed/>
     <w:qFormat/>
     <w:pPr>
-      <w:spacing w:before="100"/>
+      <w:spacing w:before="100" w:after="100"/>
       <w:ind w:left="480" w:right="480"/>
     </w:pPr>
   </w:style>
@@ -19997,9 +20316,6 @@
     <w:name w:val="caption"/>
     <w:basedOn w:val="a"/>
     <w:link w:val="ad"/>
-    <w:pPr>
-      <w:spacing w:after="120"/>
-    </w:pPr>
     <w:rPr>
       <w:i/>
     </w:rPr>
@@ -20381,7 +20697,7 @@
     <w:autoRedefine/>
     <w:uiPriority w:val="39"/>
     <w:unhideWhenUsed/>
-    <w:rsid w:val="00612A55"/>
+    <w:rsid w:val="0007726C"/>
     <w:pPr>
       <w:ind w:leftChars="200" w:left="420"/>
     </w:pPr>
@@ -20391,7 +20707,7 @@
     <w:basedOn w:val="a"/>
     <w:link w:val="af1"/>
     <w:unhideWhenUsed/>
-    <w:rsid w:val="00612A55"/>
+    <w:rsid w:val="0007726C"/>
     <w:pPr>
       <w:pBdr>
         <w:bottom w:val="single" w:sz="6" w:space="1" w:color="auto"/>
@@ -20412,7 +20728,7 @@
     <w:name w:val="页眉 字符"/>
     <w:basedOn w:val="a1"/>
     <w:link w:val="af0"/>
-    <w:rsid w:val="00612A55"/>
+    <w:rsid w:val="0007726C"/>
     <w:rPr>
       <w:sz w:val="18"/>
       <w:szCs w:val="18"/>
@@ -20423,7 +20739,7 @@
     <w:basedOn w:val="a"/>
     <w:link w:val="af3"/>
     <w:unhideWhenUsed/>
-    <w:rsid w:val="00612A55"/>
+    <w:rsid w:val="0007726C"/>
     <w:pPr>
       <w:tabs>
         <w:tab w:val="center" w:pos="4153"/>
@@ -20440,7 +20756,7 @@
     <w:name w:val="页脚 字符"/>
     <w:basedOn w:val="a1"/>
     <w:link w:val="af2"/>
-    <w:rsid w:val="00612A55"/>
+    <w:rsid w:val="0007726C"/>
     <w:rPr>
       <w:sz w:val="18"/>
       <w:szCs w:val="18"/>
